--- a/docx/12-redes-inalambricas/boletin-U12-avanzado-resuelto.docx
+++ b/docx/12-redes-inalambricas/boletin-U12-avanzado-resuelto.docx
@@ -28,7 +28,7 @@
         </w:p>
       </w:sdtContent>
     </w:sdt>
-    <w:bookmarkStart w:id="9" w:name="Xb3a9c651987f29c9e8f9c51c80509d53d5e1779"/>
+    <w:bookmarkStart w:id="20" w:name="Xb3a9c651987f29c9e8f9c51c80509d53d5e1779"/>
     <w:p>
       <w:pPr>
         <w:pStyle w:val="Heading1"/>
@@ -37,8 +37,8 @@
         <w:t xml:space="preserve">Boletín de Redes inalámbricas — Avanzado (Resuelto)</w:t>
       </w:r>
     </w:p>
-    <w:bookmarkEnd w:id="9"/>
-    <w:bookmarkStart w:id="20" w:name="X2a98fe4693fa8a0ce8ae031accbc7e7e7b352df"/>
+    <w:bookmarkEnd w:id="20"/>
+    <w:bookmarkStart w:id="31" w:name="X2a98fe4693fa8a0ce8ae031accbc7e7e7b352df"/>
     <w:p>
       <w:pPr>
         <w:pStyle w:val="Heading1"/>
@@ -54,7 +54,7 @@
         </w:pict>
       </w:r>
     </w:p>
-    <w:bookmarkStart w:id="10" w:name="diseño-de-cobertura-de-un-instituto"/>
+    <w:bookmarkStart w:id="21" w:name="diseño-de-cobertura-de-un-instituto"/>
     <w:p>
       <w:pPr>
         <w:pStyle w:val="Heading2"/>
@@ -180,8 +180,8 @@
         <w:t xml:space="preserve">: los APs se oyen entre sí, compiten por el medio (CSMA/CA) y el throughput de la zona se divide. Por eso el plan 1-6-11.</w:t>
       </w:r>
     </w:p>
-    <w:bookmarkEnd w:id="10"/>
-    <w:bookmarkStart w:id="11" w:name="el-misterio-del-aula-12"/>
+    <w:bookmarkEnd w:id="21"/>
+    <w:bookmarkStart w:id="22" w:name="el-misterio-del-aula-12"/>
     <w:p>
       <w:pPr>
         <w:pStyle w:val="Heading2"/>
@@ -236,7 +236,13 @@
         <w:t xml:space="preserve"> </w:t>
       </w:r>
       <w:r>
-        <w:t xml:space="preserve">“oír”</w:t>
+        <w:t xml:space="preserve">“</w:t>
+      </w:r>
+      <w:r>
+        <w:t xml:space="preserve">oír</w:t>
+      </w:r>
+      <w:r>
+        <w:t xml:space="preserve">”</w:t>
       </w:r>
       <w:r>
         <w:t xml:space="preserve"> </w:t>
@@ -277,8 +283,8 @@
         <w:t xml:space="preserve">Analizador WiFi (inSSIDer, WiFi Analyzer, Acrylic): mira SNR, canal ocupado por otros BSSIDs y uso del canal. En el controlador: estadísticas de retransmisiones y de errores CRC del AP.</w:t>
       </w:r>
     </w:p>
-    <w:bookmarkEnd w:id="11"/>
-    <w:bookmarkStart w:id="12" w:name="plan-de-canales-5-ghz"/>
+    <w:bookmarkEnd w:id="22"/>
+    <w:bookmarkStart w:id="23" w:name="plan-de-canales-5-ghz"/>
     <w:p>
       <w:pPr>
         <w:pStyle w:val="Heading2"/>
@@ -346,8 +352,8 @@
         <w:t xml:space="preserve">(Dynamic Frequency Selection): canales compartidos con radares (meteorológicos/militares). El AP debe despejar el canal si detecta radar: salta de canal y provoca microcortes de clientes. Riesgo: inestabilidad en zonas con radares activos.</w:t>
       </w:r>
     </w:p>
-    <w:bookmarkEnd w:id="12"/>
-    <w:bookmarkStart w:id="13" w:name="wpa3-y-el-handshake"/>
+    <w:bookmarkEnd w:id="23"/>
+    <w:bookmarkStart w:id="24" w:name="wpa3-y-el-handshake"/>
     <w:p>
       <w:pPr>
         <w:pStyle w:val="Heading2"/>
@@ -431,7 +437,13 @@
         <w:t xml:space="preserve"> </w:t>
       </w:r>
       <w:r>
-        <w:t xml:space="preserve">“oculto”</w:t>
+        <w:t xml:space="preserve">“</w:t>
+      </w:r>
+      <w:r>
+        <w:t xml:space="preserve">oculto</w:t>
+      </w:r>
+      <w:r>
+        <w:t xml:space="preserve">”</w:t>
       </w:r>
       <w:r>
         <w:t xml:space="preserve"> </w:t>
@@ -440,8 +452,8 @@
         <w:t xml:space="preserve">viaja en claro en las tramas de gestión: cualquier analizador lo ve (y además empeora el roaming de los clientes, que gritan por la red buscando el SSID). 2) El filtrado MAC se falsifica en 10 segundos: la MAC viaja en claro y se puede suplantar. Ninguno de los dos autentica a nadie: usa WPA2/WPA3.</w:t>
       </w:r>
     </w:p>
-    <w:bookmarkEnd w:id="13"/>
-    <w:bookmarkStart w:id="14" w:name="portal-cautivo-y-vlans"/>
+    <w:bookmarkEnd w:id="24"/>
+    <w:bookmarkStart w:id="25" w:name="portal-cautivo-y-vlans"/>
     <w:p>
       <w:pPr>
         <w:pStyle w:val="Heading2"/>
@@ -485,7 +497,13 @@
         <w:t xml:space="preserve"> </w:t>
       </w:r>
       <w:r>
-        <w:t xml:space="preserve">“seguridad de cortesía”</w:t>
+        <w:t xml:space="preserve">“</w:t>
+      </w:r>
+      <w:r>
+        <w:t xml:space="preserve">seguridad de cortesía</w:t>
+      </w:r>
+      <w:r>
+        <w:t xml:space="preserve">”</w:t>
       </w:r>
       <w:r>
         <w:t xml:space="preserve">, no cifrado (la red sigue abierta salvo que haya PSK/802.1X), y su cumplimiento depende del navegador (los dispositivos IoT no lo abren).</w:t>
@@ -512,8 +530,8 @@
         <w:t xml:space="preserve">de la unidad: aislar por VLAN los dispositivos no confiables y aplicar ACLs/firewall en el borde de esa VLAN (solo salida a Internet). Complementa con WPA2/WPA3-PSK para cifrar aunque sea mínimamente.</w:t>
       </w:r>
     </w:p>
-    <w:bookmarkEnd w:id="14"/>
-    <w:bookmarkStart w:id="15" w:name="diagnóstico-de-un-despliegue-roto"/>
+    <w:bookmarkEnd w:id="25"/>
+    <w:bookmarkStart w:id="26" w:name="diagnóstico-de-un-despliegue-roto"/>
     <w:p>
       <w:pPr>
         <w:pStyle w:val="Heading2"/>
@@ -572,7 +590,13 @@
         <w:t xml:space="preserve"> </w:t>
       </w:r>
       <w:r>
-        <w:t xml:space="preserve">“se casa”</w:t>
+        <w:t xml:space="preserve">“</w:t>
+      </w:r>
+      <w:r>
+        <w:t xml:space="preserve">se casa</w:t>
+      </w:r>
+      <w:r>
+        <w:t xml:space="preserve">”</w:t>
       </w:r>
       <w:r>
         <w:t xml:space="preserve"> </w:t>
@@ -623,8 +647,8 @@
         <w:t xml:space="preserve">a un nivel que dé celdas del tamaño adecuado con solape controlado. 2) Replan de canales 1-6-11 alternados (y en 5 GHz, bloques no solapados). 3) Activar las ayudas del controlador: roaming asistido (802.11k/v/r) y balanceo de clientes. 4) En Enterprise, fast roaming (PMKID/FT) para no repetir el 802.1X completo.</w:t>
       </w:r>
     </w:p>
-    <w:bookmarkEnd w:id="15"/>
-    <w:bookmarkStart w:id="16" w:name="cálculo-rápido-de-throughput"/>
+    <w:bookmarkEnd w:id="26"/>
+    <w:bookmarkStart w:id="27" w:name="cálculo-rápido-de-throughput"/>
     <w:p>
       <w:pPr>
         <w:pStyle w:val="Heading2"/>
@@ -741,8 +765,8 @@
         <w:t xml:space="preserve">(band steering): más canales, menos competencia. 3) Si el AP lo soporta, perfiles/límites por cliente para que nadie monopolice.</w:t>
       </w:r>
     </w:p>
-    <w:bookmarkEnd w:id="16"/>
-    <w:bookmarkStart w:id="17" w:name="caso-integrador-con-packet-tracer"/>
+    <w:bookmarkEnd w:id="27"/>
+    <w:bookmarkStart w:id="28" w:name="caso-integrador-con-packet-tracer"/>
     <w:p>
       <w:pPr>
         <w:pStyle w:val="Heading2"/>
@@ -837,8 +861,8 @@
         <w:t xml:space="preserve">: la misma seguridad que en un AP real se llama WPA2-PSK o WPA2-Personal según el fabricante.</w:t>
       </w:r>
     </w:p>
-    <w:bookmarkEnd w:id="17"/>
-    <w:bookmarkStart w:id="18" w:name="caso-wifi-oficina-con-zonas-muertas"/>
+    <w:bookmarkEnd w:id="28"/>
+    <w:bookmarkStart w:id="29" w:name="caso-wifi-oficina-con-zonas-muertas"/>
     <w:p>
       <w:pPr>
         <w:pStyle w:val="Heading2"/>
@@ -1052,8 +1076,8 @@
         <w:t xml:space="preserve">(o un mesh) para cubrir las zonas muertas, con canales distintos entre APs adyacentes.</w:t>
       </w:r>
     </w:p>
-    <w:bookmarkEnd w:id="18"/>
-    <w:bookmarkStart w:id="19" w:name="vs-802.11-en-la-misma-oficina"/>
+    <w:bookmarkEnd w:id="29"/>
+    <w:bookmarkStart w:id="30" w:name="vs-802.11-en-la-misma-oficina"/>
     <w:p>
       <w:pPr>
         <w:pStyle w:val="Heading2"/>
@@ -1113,6 +1137,7 @@
       <w:tblPr>
         <w:tblStyle w:val="Table"/>
         <w:tblW w:type="pct" w:w="5000"/>
+        <w:jc w:val="left"/>
         <w:tblLayout w:type="fixed"/>
         <w:tblLook w:firstRow="1" w:lastRow="0" w:firstColumn="0" w:lastColumn="0" w:noHBand="0" w:noVBand="0" w:val="0020"/>
       </w:tblPr>
@@ -1138,6 +1163,7 @@
           <w:p>
             <w:pPr>
               <w:pStyle w:val="Compact"/>
+              <w:jc w:val="left"/>
             </w:pPr>
             <w:r>
               <w:t xml:space="preserve">802.3 (cable)</w:t>
@@ -1149,6 +1175,7 @@
           <w:p>
             <w:pPr>
               <w:pStyle w:val="Compact"/>
+              <w:jc w:val="left"/>
             </w:pPr>
             <w:r>
               <w:t xml:space="preserve">802.11 (aire)</w:t>
@@ -1162,6 +1189,7 @@
           <w:p>
             <w:pPr>
               <w:pStyle w:val="Compact"/>
+              <w:jc w:val="left"/>
             </w:pPr>
             <w:r>
               <w:t xml:space="preserve">MACs en cabecera</w:t>
@@ -1173,6 +1201,7 @@
           <w:p>
             <w:pPr>
               <w:pStyle w:val="Compact"/>
+              <w:jc w:val="left"/>
             </w:pPr>
             <w:r>
               <w:t xml:space="preserve">2 (origen, destino)</w:t>
@@ -1184,6 +1213,7 @@
           <w:p>
             <w:pPr>
               <w:pStyle w:val="Compact"/>
+              <w:jc w:val="left"/>
             </w:pPr>
             <w:r>
               <w:t xml:space="preserve">Hasta</w:t>
@@ -1213,6 +1243,7 @@
           <w:p>
             <w:pPr>
               <w:pStyle w:val="Compact"/>
+              <w:jc w:val="left"/>
             </w:pPr>
             <w:r>
               <w:t xml:space="preserve">Quién monta/envía</w:t>
@@ -1224,6 +1255,7 @@
           <w:p>
             <w:pPr>
               <w:pStyle w:val="Compact"/>
+              <w:jc w:val="left"/>
             </w:pPr>
             <w:r>
               <w:t xml:space="preserve">La NIC / el switch reenvía</w:t>
@@ -1235,6 +1267,7 @@
           <w:p>
             <w:pPr>
               <w:pStyle w:val="Compact"/>
+              <w:jc w:val="left"/>
             </w:pPr>
             <w:r>
               <w:t xml:space="preserve">La NIC WiFi (el AP reenvía); el AP puede cifrar en el borde</w:t>
@@ -1248,6 +1281,7 @@
           <w:p>
             <w:pPr>
               <w:pStyle w:val="Compact"/>
+              <w:jc w:val="left"/>
             </w:pPr>
             <w:r>
               <w:t xml:space="preserve">Medio</w:t>
@@ -1259,6 +1293,7 @@
           <w:p>
             <w:pPr>
               <w:pStyle w:val="Compact"/>
+              <w:jc w:val="left"/>
             </w:pPr>
             <w:r>
               <w:t xml:space="preserve">Enlace punto a punto / dominio de colisión gestionado</w:t>
@@ -1270,6 +1305,7 @@
           <w:p>
             <w:pPr>
               <w:pStyle w:val="Compact"/>
+              <w:jc w:val="left"/>
             </w:pPr>
             <w:r>
               <w:t xml:space="preserve">Canal de radio</w:t>
@@ -1325,19 +1361,21 @@
         <w:t xml:space="preserve"> </w:t>
       </w:r>
       <w:r>
-        <w:t xml:space="preserve">“entrega local por MAC hecha”</w:t>
+        <w:t xml:space="preserve">“</w:t>
+      </w:r>
+      <w:r>
+        <w:t xml:space="preserve">entrega local por MAC hecha</w:t>
+      </w:r>
+      <w:r>
+        <w:t xml:space="preserve">”</w:t>
       </w:r>
       <w:r>
         <w:t xml:space="preserve">. El estándar 802.x es un detalle de la capa 1–2: la pila de Internet no cambia si el tramo fue cobre, fibra o aire.</w:t>
       </w:r>
     </w:p>
-    <w:bookmarkEnd w:id="19"/>
-    <w:bookmarkEnd w:id="20"/>
-    <w:sectPr>
-      <w:footnotePr>
-        <w:numRestart w:val="eachSect"/>
-      </w:footnotePr>
-    </w:sectPr>
+    <w:bookmarkEnd w:id="30"/>
+    <w:bookmarkEnd w:id="31"/>
+    <w:sectPr/>
   </w:body>
 </w:document>
 </file>
@@ -1375,7 +1413,7 @@
       <w:lvlText w:val=" "/>
       <w:lvlJc w:val="left"/>
       <w:pPr>
-        <w:ind w:left="720" w:hanging="360"/>
+        <w:ind w:left="720" w:hanging="480"/>
       </w:pPr>
     </w:lvl>
     <w:lvl w:ilvl="1">
@@ -1383,7 +1421,7 @@
       <w:lvlText w:val=" "/>
       <w:lvlJc w:val="left"/>
       <w:pPr>
-        <w:ind w:left="1440" w:hanging="360"/>
+        <w:ind w:left="1440" w:hanging="480"/>
       </w:pPr>
     </w:lvl>
     <w:lvl w:ilvl="2">
@@ -1391,7 +1429,7 @@
       <w:lvlText w:val=" "/>
       <w:lvlJc w:val="left"/>
       <w:pPr>
-        <w:ind w:left="2160" w:hanging="360"/>
+        <w:ind w:left="2160" w:hanging="480"/>
       </w:pPr>
     </w:lvl>
     <w:lvl w:ilvl="3">
@@ -1399,7 +1437,7 @@
       <w:lvlText w:val=" "/>
       <w:lvlJc w:val="left"/>
       <w:pPr>
-        <w:ind w:left="2880" w:hanging="360"/>
+        <w:ind w:left="2880" w:hanging="480"/>
       </w:pPr>
     </w:lvl>
     <w:lvl w:ilvl="4">
@@ -1407,7 +1445,7 @@
       <w:lvlText w:val=" "/>
       <w:lvlJc w:val="left"/>
       <w:pPr>
-        <w:ind w:left="3600" w:hanging="360"/>
+        <w:ind w:left="3600" w:hanging="480"/>
       </w:pPr>
     </w:lvl>
     <w:lvl w:ilvl="5">
@@ -1415,7 +1453,7 @@
       <w:lvlText w:val=" "/>
       <w:lvlJc w:val="left"/>
       <w:pPr>
-        <w:ind w:left="4320" w:hanging="360"/>
+        <w:ind w:left="4320" w:hanging="480"/>
       </w:pPr>
     </w:lvl>
     <w:lvl w:ilvl="6">
@@ -1423,7 +1461,7 @@
       <w:lvlText w:val=" "/>
       <w:lvlJc w:val="left"/>
       <w:pPr>
-        <w:ind w:left="5040" w:hanging="360"/>
+        <w:ind w:left="5040" w:hanging="480"/>
       </w:pPr>
     </w:lvl>
     <w:lvl w:ilvl="7">
@@ -1431,7 +1469,7 @@
       <w:lvlText w:val=" "/>
       <w:lvlJc w:val="left"/>
       <w:pPr>
-        <w:ind w:left="5760" w:hanging="360"/>
+        <w:ind w:left="5760" w:hanging="480"/>
       </w:pPr>
     </w:lvl>
     <w:lvl w:ilvl="8">
@@ -1439,7 +1477,7 @@
       <w:lvlText w:val=" "/>
       <w:lvlJc w:val="left"/>
       <w:pPr>
-        <w:ind w:left="6480" w:hanging="360"/>
+        <w:ind w:left="6480" w:hanging="480"/>
       </w:pPr>
     </w:lvl>
   </w:abstractNum>
@@ -1452,7 +1490,7 @@
       <w:lvlText w:val="%1)"/>
       <w:lvlJc w:val="left"/>
       <w:pPr>
-        <w:ind w:left="720" w:hanging="360"/>
+        <w:ind w:left="720" w:hanging="480"/>
       </w:pPr>
     </w:lvl>
     <w:lvl w:ilvl="1">
@@ -1461,7 +1499,7 @@
       <w:lvlText w:val="%2)"/>
       <w:lvlJc w:val="left"/>
       <w:pPr>
-        <w:ind w:left="1440" w:hanging="360"/>
+        <w:ind w:left="1440" w:hanging="480"/>
       </w:pPr>
     </w:lvl>
     <w:lvl w:ilvl="2">
@@ -1470,7 +1508,7 @@
       <w:lvlText w:val="%3)"/>
       <w:lvlJc w:val="left"/>
       <w:pPr>
-        <w:ind w:left="2160" w:hanging="360"/>
+        <w:ind w:left="2160" w:hanging="480"/>
       </w:pPr>
     </w:lvl>
     <w:lvl w:ilvl="3">
@@ -1479,7 +1517,7 @@
       <w:lvlText w:val="%4)"/>
       <w:lvlJc w:val="left"/>
       <w:pPr>
-        <w:ind w:left="2880" w:hanging="360"/>
+        <w:ind w:left="2880" w:hanging="480"/>
       </w:pPr>
     </w:lvl>
     <w:lvl w:ilvl="4">
@@ -1488,7 +1526,7 @@
       <w:lvlText w:val="%5)"/>
       <w:lvlJc w:val="left"/>
       <w:pPr>
-        <w:ind w:left="3600" w:hanging="360"/>
+        <w:ind w:left="3600" w:hanging="480"/>
       </w:pPr>
     </w:lvl>
     <w:lvl w:ilvl="5">
@@ -1497,7 +1535,7 @@
       <w:lvlText w:val="%6)"/>
       <w:lvlJc w:val="left"/>
       <w:pPr>
-        <w:ind w:left="4320" w:hanging="360"/>
+        <w:ind w:left="4320" w:hanging="480"/>
       </w:pPr>
     </w:lvl>
     <w:lvl w:ilvl="6">
@@ -1506,7 +1544,7 @@
       <w:lvlText w:val="%7)"/>
       <w:lvlJc w:val="left"/>
       <w:pPr>
-        <w:ind w:left="5040" w:hanging="360"/>
+        <w:ind w:left="5040" w:hanging="480"/>
       </w:pPr>
     </w:lvl>
     <w:lvl w:ilvl="7">
@@ -1515,7 +1553,7 @@
       <w:lvlText w:val="%8)"/>
       <w:lvlJc w:val="left"/>
       <w:pPr>
-        <w:ind w:left="5760" w:hanging="360"/>
+        <w:ind w:left="5760" w:hanging="480"/>
       </w:pPr>
     </w:lvl>
     <w:lvl w:ilvl="8">
@@ -1524,7 +1562,7 @@
       <w:lvlText w:val="%9)"/>
       <w:lvlJc w:val="left"/>
       <w:pPr>
-        <w:ind w:left="6480" w:hanging="360"/>
+        <w:ind w:left="6480" w:hanging="480"/>
       </w:pPr>
     </w:lvl>
   </w:abstractNum>
@@ -1537,7 +1575,7 @@
       <w:lvlText w:val="%1)"/>
       <w:lvlJc w:val="left"/>
       <w:pPr>
-        <w:ind w:left="720" w:hanging="360"/>
+        <w:ind w:left="720" w:hanging="480"/>
       </w:pPr>
     </w:lvl>
     <w:lvl w:ilvl="1">
@@ -1546,7 +1584,7 @@
       <w:lvlText w:val="%2)"/>
       <w:lvlJc w:val="left"/>
       <w:pPr>
-        <w:ind w:left="1440" w:hanging="360"/>
+        <w:ind w:left="1440" w:hanging="480"/>
       </w:pPr>
     </w:lvl>
     <w:lvl w:ilvl="2">
@@ -1555,7 +1593,7 @@
       <w:lvlText w:val="%3)"/>
       <w:lvlJc w:val="left"/>
       <w:pPr>
-        <w:ind w:left="2160" w:hanging="360"/>
+        <w:ind w:left="2160" w:hanging="480"/>
       </w:pPr>
     </w:lvl>
     <w:lvl w:ilvl="3">
@@ -1564,7 +1602,7 @@
       <w:lvlText w:val="%4)"/>
       <w:lvlJc w:val="left"/>
       <w:pPr>
-        <w:ind w:left="2880" w:hanging="360"/>
+        <w:ind w:left="2880" w:hanging="480"/>
       </w:pPr>
     </w:lvl>
     <w:lvl w:ilvl="4">
@@ -1573,7 +1611,7 @@
       <w:lvlText w:val="%5)"/>
       <w:lvlJc w:val="left"/>
       <w:pPr>
-        <w:ind w:left="3600" w:hanging="360"/>
+        <w:ind w:left="3600" w:hanging="480"/>
       </w:pPr>
     </w:lvl>
     <w:lvl w:ilvl="5">
@@ -1582,7 +1620,7 @@
       <w:lvlText w:val="%6)"/>
       <w:lvlJc w:val="left"/>
       <w:pPr>
-        <w:ind w:left="4320" w:hanging="360"/>
+        <w:ind w:left="4320" w:hanging="480"/>
       </w:pPr>
     </w:lvl>
     <w:lvl w:ilvl="6">
@@ -1591,7 +1629,7 @@
       <w:lvlText w:val="%7)"/>
       <w:lvlJc w:val="left"/>
       <w:pPr>
-        <w:ind w:left="5040" w:hanging="360"/>
+        <w:ind w:left="5040" w:hanging="480"/>
       </w:pPr>
     </w:lvl>
     <w:lvl w:ilvl="7">
@@ -1600,7 +1638,7 @@
       <w:lvlText w:val="%8)"/>
       <w:lvlJc w:val="left"/>
       <w:pPr>
-        <w:ind w:left="5760" w:hanging="360"/>
+        <w:ind w:left="5760" w:hanging="480"/>
       </w:pPr>
     </w:lvl>
     <w:lvl w:ilvl="8">
@@ -1609,7 +1647,7 @@
       <w:lvlText w:val="%9)"/>
       <w:lvlJc w:val="left"/>
       <w:pPr>
-        <w:ind w:left="6480" w:hanging="360"/>
+        <w:ind w:left="6480" w:hanging="480"/>
       </w:pPr>
     </w:lvl>
   </w:abstractNum>
@@ -1618,102 +1656,75 @@
     <w:multiLevelType w:val="multilevel"/>
     <w:lvl w:ilvl="0">
       <w:numFmt w:val="bullet"/>
-      <w:lvlText w:val=""/>
-      <w:lvlJc w:val="left"/>
-      <w:pPr>
-        <w:ind w:left="720" w:hanging="360"/>
-      </w:pPr>
-      <w:rPr>
-        <w:rFonts w:ascii="Symbol" w:hAnsi="Symbol" w:cs="Symbol" w:hint="default"/>
-      </w:rPr>
+      <w:lvlText w:val="•"/>
+      <w:lvlJc w:val="left"/>
+      <w:pPr>
+        <w:ind w:left="720" w:hanging="480"/>
+      </w:pPr>
     </w:lvl>
     <w:lvl w:ilvl="1">
       <w:numFmt w:val="bullet"/>
-      <w:lvlText w:val="o"/>
-      <w:lvlJc w:val="left"/>
-      <w:pPr>
-        <w:ind w:left="1440" w:hanging="360"/>
-      </w:pPr>
-      <w:rPr>
-        <w:rFonts w:ascii="Courier New" w:hAnsi="Courier New" w:cs="Courier New" w:hint="default"/>
-      </w:rPr>
+      <w:lvlText w:val="–"/>
+      <w:lvlJc w:val="left"/>
+      <w:pPr>
+        <w:ind w:left="1440" w:hanging="480"/>
+      </w:pPr>
     </w:lvl>
     <w:lvl w:ilvl="2">
       <w:numFmt w:val="bullet"/>
-      <w:lvlText w:val=""/>
-      <w:lvlJc w:val="left"/>
-      <w:pPr>
-        <w:ind w:left="2160" w:hanging="360"/>
-      </w:pPr>
-      <w:rPr>
-        <w:rFonts w:ascii="Wingdings" w:hAnsi="Wingdings" w:cs="Wingdings" w:hint="default"/>
-      </w:rPr>
+      <w:lvlText w:val="•"/>
+      <w:lvlJc w:val="left"/>
+      <w:pPr>
+        <w:ind w:left="2160" w:hanging="480"/>
+      </w:pPr>
     </w:lvl>
     <w:lvl w:ilvl="3">
       <w:numFmt w:val="bullet"/>
-      <w:lvlText w:val=""/>
-      <w:lvlJc w:val="left"/>
-      <w:pPr>
-        <w:ind w:left="2880" w:hanging="360"/>
-      </w:pPr>
-      <w:rPr>
-        <w:rFonts w:ascii="Symbol" w:hAnsi="Symbol" w:cs="Symbol" w:hint="default"/>
-      </w:rPr>
+      <w:lvlText w:val="–"/>
+      <w:lvlJc w:val="left"/>
+      <w:pPr>
+        <w:ind w:left="2880" w:hanging="480"/>
+      </w:pPr>
     </w:lvl>
     <w:lvl w:ilvl="4">
       <w:numFmt w:val="bullet"/>
-      <w:lvlText w:val="o"/>
-      <w:lvlJc w:val="left"/>
-      <w:pPr>
-        <w:ind w:left="3600" w:hanging="360"/>
-      </w:pPr>
-      <w:rPr>
-        <w:rFonts w:ascii="Courier New" w:hAnsi="Courier New" w:cs="Courier New" w:hint="default"/>
-      </w:rPr>
+      <w:lvlText w:val="•"/>
+      <w:lvlJc w:val="left"/>
+      <w:pPr>
+        <w:ind w:left="3600" w:hanging="480"/>
+      </w:pPr>
     </w:lvl>
     <w:lvl w:ilvl="5">
       <w:numFmt w:val="bullet"/>
-      <w:lvlText w:val=""/>
-      <w:lvlJc w:val="left"/>
-      <w:pPr>
-        <w:ind w:left="4320" w:hanging="360"/>
-      </w:pPr>
-      <w:rPr>
-        <w:rFonts w:ascii="Wingdings" w:hAnsi="Wingdings" w:cs="Wingdings" w:hint="default"/>
-      </w:rPr>
+      <w:lvlText w:val="–"/>
+      <w:lvlJc w:val="left"/>
+      <w:pPr>
+        <w:ind w:left="4320" w:hanging="480"/>
+      </w:pPr>
     </w:lvl>
     <w:lvl w:ilvl="6">
       <w:numFmt w:val="bullet"/>
-      <w:lvlText w:val=""/>
-      <w:lvlJc w:val="left"/>
-      <w:pPr>
-        <w:ind w:left="5040" w:hanging="360"/>
-      </w:pPr>
-      <w:rPr>
-        <w:rFonts w:ascii="Symbol" w:hAnsi="Symbol" w:cs="Symbol" w:hint="default"/>
-      </w:rPr>
+      <w:lvlText w:val="•"/>
+      <w:lvlJc w:val="left"/>
+      <w:pPr>
+        <w:ind w:left="5040" w:hanging="480"/>
+      </w:pPr>
     </w:lvl>
     <w:lvl w:ilvl="7">
       <w:numFmt w:val="bullet"/>
-      <w:lvlText w:val="o"/>
-      <w:lvlJc w:val="left"/>
-      <w:pPr>
-        <w:ind w:left="5760" w:hanging="360"/>
-      </w:pPr>
-      <w:rPr>
-        <w:rFonts w:ascii="Courier New" w:hAnsi="Courier New" w:cs="Courier New" w:hint="default"/>
-      </w:rPr>
+      <w:lvlText w:val="–"/>
+      <w:lvlJc w:val="left"/>
+      <w:pPr>
+        <w:ind w:left="5760" w:hanging="480"/>
+      </w:pPr>
     </w:lvl>
     <w:lvl w:ilvl="8">
       <w:numFmt w:val="bullet"/>
-      <w:lvlText w:val=""/>
-      <w:lvlJc w:val="left"/>
-      <w:pPr>
-        <w:ind w:left="6480" w:hanging="360"/>
-      </w:pPr>
-      <w:rPr>
-        <w:rFonts w:ascii="Wingdings" w:hAnsi="Wingdings" w:cs="Wingdings" w:hint="default"/>
-      </w:rPr>
+      <w:lvlText w:val="•"/>
+      <w:lvlJc w:val="left"/>
+      <w:pPr>
+        <w:ind w:left="6480" w:hanging="480"/>
+      </w:pPr>
     </w:lvl>
   </w:abstractNum>
   <w:abstractNum w:abstractNumId="99411">
@@ -1725,7 +1736,7 @@
       <w:lvlText w:val="%1."/>
       <w:lvlJc w:val="left"/>
       <w:pPr>
-        <w:ind w:left="720" w:hanging="360"/>
+        <w:ind w:left="720" w:hanging="480"/>
       </w:pPr>
     </w:lvl>
     <w:lvl w:ilvl="1">
@@ -1734,7 +1745,7 @@
       <w:lvlText w:val="%2."/>
       <w:lvlJc w:val="left"/>
       <w:pPr>
-        <w:ind w:left="1440" w:hanging="360"/>
+        <w:ind w:left="1440" w:hanging="480"/>
       </w:pPr>
     </w:lvl>
     <w:lvl w:ilvl="2">
@@ -1743,7 +1754,7 @@
       <w:lvlText w:val="%3."/>
       <w:lvlJc w:val="left"/>
       <w:pPr>
-        <w:ind w:left="2160" w:hanging="360"/>
+        <w:ind w:left="2160" w:hanging="480"/>
       </w:pPr>
     </w:lvl>
     <w:lvl w:ilvl="3">
@@ -1752,7 +1763,7 @@
       <w:lvlText w:val="%4."/>
       <w:lvlJc w:val="left"/>
       <w:pPr>
-        <w:ind w:left="2880" w:hanging="360"/>
+        <w:ind w:left="2880" w:hanging="480"/>
       </w:pPr>
     </w:lvl>
     <w:lvl w:ilvl="4">
@@ -1761,7 +1772,7 @@
       <w:lvlText w:val="%5."/>
       <w:lvlJc w:val="left"/>
       <w:pPr>
-        <w:ind w:left="3600" w:hanging="360"/>
+        <w:ind w:left="3600" w:hanging="480"/>
       </w:pPr>
     </w:lvl>
     <w:lvl w:ilvl="5">
@@ -1770,7 +1781,7 @@
       <w:lvlText w:val="%6."/>
       <w:lvlJc w:val="left"/>
       <w:pPr>
-        <w:ind w:left="4320" w:hanging="360"/>
+        <w:ind w:left="4320" w:hanging="480"/>
       </w:pPr>
     </w:lvl>
     <w:lvl w:ilvl="6">
@@ -1779,7 +1790,7 @@
       <w:lvlText w:val="%7."/>
       <w:lvlJc w:val="left"/>
       <w:pPr>
-        <w:ind w:left="5040" w:hanging="360"/>
+        <w:ind w:left="5040" w:hanging="480"/>
       </w:pPr>
     </w:lvl>
     <w:lvl w:ilvl="7">
@@ -1788,7 +1799,7 @@
       <w:lvlText w:val="%8."/>
       <w:lvlJc w:val="left"/>
       <w:pPr>
-        <w:ind w:left="5760" w:hanging="360"/>
+        <w:ind w:left="5760" w:hanging="480"/>
       </w:pPr>
     </w:lvl>
     <w:lvl w:ilvl="8">
@@ -1797,7 +1808,7 @@
       <w:lvlText w:val="%9."/>
       <w:lvlJc w:val="left"/>
       <w:pPr>
-        <w:ind w:left="6480" w:hanging="360"/>
+        <w:ind w:left="6480" w:hanging="480"/>
       </w:pPr>
     </w:lvl>
   </w:abstractNum>
@@ -1810,7 +1821,7 @@
       <w:lvlText w:val="%1)"/>
       <w:lvlJc w:val="left"/>
       <w:pPr>
-        <w:ind w:left="720" w:hanging="360"/>
+        <w:ind w:left="720" w:hanging="480"/>
       </w:pPr>
     </w:lvl>
     <w:lvl w:ilvl="1">
@@ -1819,7 +1830,7 @@
       <w:lvlText w:val="%2)"/>
       <w:lvlJc w:val="left"/>
       <w:pPr>
-        <w:ind w:left="1440" w:hanging="360"/>
+        <w:ind w:left="1440" w:hanging="480"/>
       </w:pPr>
     </w:lvl>
     <w:lvl w:ilvl="2">
@@ -1828,7 +1839,7 @@
       <w:lvlText w:val="%3)"/>
       <w:lvlJc w:val="left"/>
       <w:pPr>
-        <w:ind w:left="2160" w:hanging="360"/>
+        <w:ind w:left="2160" w:hanging="480"/>
       </w:pPr>
     </w:lvl>
     <w:lvl w:ilvl="3">
@@ -1837,7 +1848,7 @@
       <w:lvlText w:val="%4)"/>
       <w:lvlJc w:val="left"/>
       <w:pPr>
-        <w:ind w:left="2880" w:hanging="360"/>
+        <w:ind w:left="2880" w:hanging="480"/>
       </w:pPr>
     </w:lvl>
     <w:lvl w:ilvl="4">
@@ -1846,7 +1857,7 @@
       <w:lvlText w:val="%5)"/>
       <w:lvlJc w:val="left"/>
       <w:pPr>
-        <w:ind w:left="3600" w:hanging="360"/>
+        <w:ind w:left="3600" w:hanging="480"/>
       </w:pPr>
     </w:lvl>
     <w:lvl w:ilvl="5">
@@ -1855,7 +1866,7 @@
       <w:lvlText w:val="%6)"/>
       <w:lvlJc w:val="left"/>
       <w:pPr>
-        <w:ind w:left="4320" w:hanging="360"/>
+        <w:ind w:left="4320" w:hanging="480"/>
       </w:pPr>
     </w:lvl>
     <w:lvl w:ilvl="6">
@@ -1864,7 +1875,7 @@
       <w:lvlText w:val="%7)"/>
       <w:lvlJc w:val="left"/>
       <w:pPr>
-        <w:ind w:left="5040" w:hanging="360"/>
+        <w:ind w:left="5040" w:hanging="480"/>
       </w:pPr>
     </w:lvl>
     <w:lvl w:ilvl="7">
@@ -1873,7 +1884,7 @@
       <w:lvlText w:val="%8)"/>
       <w:lvlJc w:val="left"/>
       <w:pPr>
-        <w:ind w:left="5760" w:hanging="360"/>
+        <w:ind w:left="5760" w:hanging="480"/>
       </w:pPr>
     </w:lvl>
     <w:lvl w:ilvl="8">
@@ -1882,7 +1893,7 @@
       <w:lvlText w:val="%9)"/>
       <w:lvlJc w:val="left"/>
       <w:pPr>
-        <w:ind w:left="6480" w:hanging="360"/>
+        <w:ind w:left="6480" w:hanging="480"/>
       </w:pPr>
     </w:lvl>
   </w:abstractNum>
@@ -2440,10 +2451,10 @@
   <w:docDefaults>
     <w:rPrDefault>
       <w:rPr>
-        <w:rFonts w:asciiTheme="minorHAnsi" w:cstheme="minorBidi" w:eastAsiaTheme="minorEastAsia" w:hAnsiTheme="minorHAnsi"/>
+        <w:rFonts w:asciiTheme="minorHAnsi" w:cstheme="minorBidi" w:eastAsiaTheme="minorHAnsi" w:hAnsiTheme="minorHAnsi"/>
         <w:sz w:val="24"/>
         <w:szCs w:val="24"/>
-        <w:lang w:bidi="ar-SA" w:eastAsia="zh-CN" w:val="es-ES"/>
+        <w:lang w:bidi="ar-SA" w:eastAsia="en-US" w:val="es-ES"/>
       </w:rPr>
     </w:rPrDefault>
     <w:pPrDefault>
@@ -2484,94 +2495,57 @@
     <w:name w:val="Title"/>
     <w:basedOn w:val="Normal"/>
     <w:next w:val="BodyText"/>
-    <w:link w:val="TitleChar"/>
-    <w:uiPriority w:val="10"/>
     <w:qFormat/>
-    <w:rsid w:val="00A10FD9"/>
     <w:pPr>
-      <w:spacing w:after="80" w:line="240" w:lineRule="auto"/>
-      <w:contextualSpacing/>
+      <w:keepNext/>
+      <w:keepLines/>
+      <w:spacing w:after="240" w:before="480"/>
       <w:jc w:val="center"/>
     </w:pPr>
     <w:rPr>
       <w:rFonts w:asciiTheme="majorHAnsi" w:cstheme="majorBidi" w:eastAsiaTheme="majorEastAsia" w:hAnsiTheme="majorHAnsi"/>
-      <w:sz w:val="56"/>
-      <w:szCs w:val="56"/>
-    </w:rPr>
-  </w:style>
-  <w:style w:customStyle="1" w:styleId="TitleChar" w:type="character">
-    <w:name w:val="Title Char"/>
-    <w:basedOn w:val="DefaultParagraphFont"/>
-    <w:link w:val="Title"/>
-    <w:uiPriority w:val="10"/>
-    <w:rsid w:val="00A10FD9"/>
-    <w:rPr>
-      <w:rFonts w:asciiTheme="majorHAnsi" w:cstheme="majorBidi" w:eastAsiaTheme="majorEastAsia" w:hAnsiTheme="majorHAnsi"/>
-      <w:sz w:val="56"/>
-      <w:szCs w:val="56"/>
+      <w:b/>
+      <w:bCs/>
+      <w:color w:themeColor="accent1" w:themeShade="B5" w:val="345A8A"/>
+      <w:sz w:val="36"/>
+      <w:szCs w:val="36"/>
     </w:rPr>
   </w:style>
   <w:style w:styleId="Subtitle" w:type="paragraph">
     <w:name w:val="Subtitle"/>
-    <w:basedOn w:val="Title"/>
-    <w:next w:val="BodyText"/>
-    <w:link w:val="SubtitleChar"/>
-    <w:uiPriority w:val="11"/>
-    <w:qFormat/>
-    <w:rsid w:val="00A10FD9"/>
-    <w:pPr>
-      <w:numPr>
-        <w:ilvl w:val="1"/>
-      </w:numPr>
-    </w:pPr>
-    <w:rPr>
-      <w:rFonts w:cstheme="majorBidi" w:eastAsiaTheme="majorEastAsia"/>
-      <w:spacing w:val="15"/>
-      <w:sz w:val="28"/>
-      <w:szCs w:val="28"/>
-    </w:rPr>
-  </w:style>
-  <w:style w:customStyle="1" w:styleId="SubtitleChar" w:type="character">
-    <w:name w:val="Subtitle Char"/>
-    <w:basedOn w:val="DefaultParagraphFont"/>
-    <w:link w:val="Subtitle"/>
-    <w:uiPriority w:val="11"/>
-    <w:rsid w:val="00A10FD9"/>
-    <w:rPr>
-      <w:rFonts w:cstheme="majorBidi" w:eastAsiaTheme="majorEastAsia"/>
-      <w:color w:themeColor="text1" w:themeTint="A6" w:val="595959"/>
-      <w:spacing w:val="15"/>
-      <w:sz w:val="28"/>
-      <w:szCs w:val="28"/>
-    </w:rPr>
-  </w:style>
-  <w:style w:customStyle="1" w:styleId="Author" w:type="paragraph">
-    <w:name w:val="Author"/>
     <w:basedOn w:val="Title"/>
     <w:next w:val="BodyText"/>
     <w:qFormat/>
     <w:pPr>
       <w:keepNext/>
       <w:keepLines/>
+      <w:spacing w:after="240" w:before="240"/>
+      <w:jc w:val="center"/>
     </w:pPr>
     <w:rPr>
-      <w:sz w:val="24"/>
-      <w:szCs w:val="24"/>
-    </w:rPr>
-  </w:style>
-  <w:style w:styleId="Date" w:type="paragraph">
-    <w:name w:val="Date"/>
-    <w:basedOn w:val="Title"/>
+      <w:sz w:val="30"/>
+      <w:szCs w:val="30"/>
+    </w:rPr>
+  </w:style>
+  <w:style w:customStyle="1" w:styleId="Author" w:type="paragraph">
+    <w:name w:val="Author"/>
     <w:next w:val="BodyText"/>
     <w:qFormat/>
     <w:pPr>
       <w:keepNext/>
       <w:keepLines/>
+      <w:jc w:val="center"/>
     </w:pPr>
-    <w:rPr>
-      <w:sz w:val="24"/>
-      <w:szCs w:val="24"/>
-    </w:rPr>
+  </w:style>
+  <w:style w:styleId="Date" w:type="paragraph">
+    <w:name w:val="Date"/>
+    <w:next w:val="BodyText"/>
+    <w:qFormat/>
+    <w:pPr>
+      <w:keepNext/>
+      <w:keepLines/>
+      <w:jc w:val="center"/>
+    </w:pPr>
   </w:style>
   <w:style w:customStyle="1" w:styleId="AbstractTitle" w:type="paragraph">
     <w:name w:val="Abstract Title"/>
@@ -2586,6 +2560,7 @@
     </w:pPr>
     <w:rPr>
       <w:b/>
+      <w:color w:val="345A8A"/>
       <w:sz w:val="20"/>
       <w:szCs w:val="20"/>
     </w:rPr>
@@ -2614,321 +2589,191 @@
     <w:rPr/>
   </w:style>
   <w:style w:styleId="Heading1" w:type="paragraph">
-    <w:name w:val="heading 1"/>
+    <w:name w:val="Heading 1"/>
     <w:basedOn w:val="Normal"/>
     <w:next w:val="BodyText"/>
-    <w:link w:val="Heading1Char"/>
     <w:uiPriority w:val="9"/>
     <w:qFormat/>
-    <w:rsid w:val="00A10FD9"/>
     <w:pPr>
       <w:keepNext/>
       <w:keepLines/>
-      <w:spacing w:after="80" w:before="360"/>
+      <w:spacing w:after="0" w:before="480"/>
       <w:outlineLvl w:val="0"/>
     </w:pPr>
     <w:rPr>
       <w:rFonts w:asciiTheme="majorHAnsi" w:cstheme="majorBidi" w:eastAsiaTheme="majorEastAsia" w:hAnsiTheme="majorHAnsi"/>
-      <w:color w:themeColor="accent1" w:themeShade="BF" w:val="0F4761"/>
-      <w:sz w:val="40"/>
-      <w:szCs w:val="40"/>
+      <w:b/>
+      <w:bCs/>
+      <w:color w:themeColor="accent1" w:val="4F81BD"/>
+      <w:sz w:val="32"/>
+      <w:szCs w:val="32"/>
     </w:rPr>
   </w:style>
   <w:style w:styleId="Heading2" w:type="paragraph">
-    <w:name w:val="heading 2"/>
+    <w:name w:val="Heading 2"/>
     <w:basedOn w:val="Normal"/>
     <w:next w:val="BodyText"/>
-    <w:link w:val="Heading2Char"/>
     <w:uiPriority w:val="9"/>
-    <w:semiHidden/>
     <w:unhideWhenUsed/>
     <w:qFormat/>
-    <w:rsid w:val="00A10FD9"/>
     <w:pPr>
       <w:keepNext/>
       <w:keepLines/>
-      <w:spacing w:after="80" w:before="160"/>
+      <w:spacing w:after="0" w:before="200"/>
       <w:outlineLvl w:val="1"/>
     </w:pPr>
     <w:rPr>
       <w:rFonts w:asciiTheme="majorHAnsi" w:cstheme="majorBidi" w:eastAsiaTheme="majorEastAsia" w:hAnsiTheme="majorHAnsi"/>
-      <w:color w:themeColor="accent1" w:themeShade="BF" w:val="0F4761"/>
-      <w:sz w:val="32"/>
-      <w:szCs w:val="32"/>
+      <w:b/>
+      <w:bCs/>
+      <w:color w:themeColor="accent1" w:val="4F81BD"/>
+      <w:sz w:val="28"/>
+      <w:szCs w:val="28"/>
     </w:rPr>
   </w:style>
   <w:style w:styleId="Heading3" w:type="paragraph">
-    <w:name w:val="heading 3"/>
+    <w:name w:val="Heading 3"/>
     <w:basedOn w:val="Normal"/>
     <w:next w:val="BodyText"/>
-    <w:link w:val="Heading3Char"/>
     <w:uiPriority w:val="9"/>
-    <w:semiHidden/>
     <w:unhideWhenUsed/>
     <w:qFormat/>
-    <w:rsid w:val="00A10FD9"/>
     <w:pPr>
       <w:keepNext/>
       <w:keepLines/>
-      <w:spacing w:after="80" w:before="160"/>
+      <w:spacing w:after="0" w:before="200"/>
       <w:outlineLvl w:val="2"/>
     </w:pPr>
     <w:rPr>
-      <w:rFonts w:cstheme="majorBidi" w:eastAsiaTheme="majorEastAsia"/>
-      <w:color w:themeColor="accent1" w:themeShade="BF" w:val="0F4761"/>
-      <w:sz w:val="28"/>
-      <w:szCs w:val="28"/>
+      <w:rFonts w:asciiTheme="majorHAnsi" w:cstheme="majorBidi" w:eastAsiaTheme="majorEastAsia" w:hAnsiTheme="majorHAnsi"/>
+      <w:b/>
+      <w:bCs/>
+      <w:color w:themeColor="accent1" w:val="4F81BD"/>
+      <w:sz w:val="24"/>
+      <w:szCs w:val="24"/>
     </w:rPr>
   </w:style>
   <w:style w:styleId="Heading4" w:type="paragraph">
-    <w:name w:val="heading 4"/>
+    <w:name w:val="Heading 4"/>
     <w:basedOn w:val="Normal"/>
     <w:next w:val="BodyText"/>
-    <w:link w:val="Heading4Char"/>
     <w:uiPriority w:val="9"/>
-    <w:semiHidden/>
     <w:unhideWhenUsed/>
     <w:qFormat/>
-    <w:rsid w:val="00A10FD9"/>
     <w:pPr>
       <w:keepNext/>
       <w:keepLines/>
-      <w:spacing w:after="40" w:before="80"/>
+      <w:spacing w:after="0" w:before="200"/>
       <w:outlineLvl w:val="3"/>
     </w:pPr>
     <w:rPr>
-      <w:rFonts w:cstheme="majorBidi" w:eastAsiaTheme="majorEastAsia"/>
+      <w:rFonts w:asciiTheme="majorHAnsi" w:cstheme="majorBidi" w:eastAsiaTheme="majorEastAsia" w:hAnsiTheme="majorHAnsi"/>
+      <w:bCs/>
       <w:i/>
-      <w:iCs/>
-      <w:color w:themeColor="accent1" w:themeShade="BF" w:val="0F4761"/>
+      <w:color w:themeColor="accent1" w:val="4F81BD"/>
+      <w:sz w:val="24"/>
+      <w:szCs w:val="24"/>
     </w:rPr>
   </w:style>
   <w:style w:styleId="Heading5" w:type="paragraph">
-    <w:name w:val="heading 5"/>
+    <w:name w:val="Heading 5"/>
     <w:basedOn w:val="Normal"/>
     <w:next w:val="BodyText"/>
-    <w:link w:val="Heading5Char"/>
     <w:uiPriority w:val="9"/>
-    <w:semiHidden/>
     <w:unhideWhenUsed/>
     <w:qFormat/>
-    <w:rsid w:val="00A10FD9"/>
     <w:pPr>
       <w:keepNext/>
       <w:keepLines/>
-      <w:spacing w:after="40" w:before="80"/>
+      <w:spacing w:after="0" w:before="200"/>
       <w:outlineLvl w:val="4"/>
     </w:pPr>
     <w:rPr>
-      <w:rFonts w:cstheme="majorBidi" w:eastAsiaTheme="majorEastAsia"/>
-      <w:color w:themeColor="accent1" w:themeShade="BF" w:val="0F4761"/>
+      <w:rFonts w:asciiTheme="majorHAnsi" w:cstheme="majorBidi" w:eastAsiaTheme="majorEastAsia" w:hAnsiTheme="majorHAnsi"/>
+      <w:iCs/>
+      <w:color w:themeColor="accent1" w:val="4F81BD"/>
+      <w:sz w:val="24"/>
+      <w:szCs w:val="24"/>
     </w:rPr>
   </w:style>
   <w:style w:styleId="Heading6" w:type="paragraph">
-    <w:name w:val="heading 6"/>
+    <w:name w:val="Heading 6"/>
     <w:basedOn w:val="Normal"/>
     <w:next w:val="BodyText"/>
-    <w:link w:val="Heading6Char"/>
     <w:uiPriority w:val="9"/>
-    <w:semiHidden/>
     <w:unhideWhenUsed/>
     <w:qFormat/>
-    <w:rsid w:val="00A10FD9"/>
     <w:pPr>
       <w:keepNext/>
       <w:keepLines/>
-      <w:spacing w:after="0" w:before="40"/>
+      <w:spacing w:after="0" w:before="200"/>
       <w:outlineLvl w:val="5"/>
     </w:pPr>
     <w:rPr>
-      <w:rFonts w:cstheme="majorBidi" w:eastAsiaTheme="majorEastAsia"/>
-      <w:i/>
-      <w:iCs/>
-      <w:color w:themeColor="text1" w:themeTint="A6" w:val="595959"/>
+      <w:rFonts w:asciiTheme="majorHAnsi" w:cstheme="majorBidi" w:eastAsiaTheme="majorEastAsia" w:hAnsiTheme="majorHAnsi"/>
+      <w:color w:themeColor="accent1" w:val="4F81BD"/>
+      <w:sz w:val="24"/>
+      <w:szCs w:val="24"/>
     </w:rPr>
   </w:style>
   <w:style w:styleId="Heading7" w:type="paragraph">
-    <w:name w:val="heading 7"/>
+    <w:name w:val="Heading 7"/>
     <w:basedOn w:val="Normal"/>
     <w:next w:val="BodyText"/>
-    <w:link w:val="Heading7Char"/>
     <w:uiPriority w:val="9"/>
-    <w:semiHidden/>
     <w:unhideWhenUsed/>
     <w:qFormat/>
-    <w:rsid w:val="00A10FD9"/>
     <w:pPr>
       <w:keepNext/>
       <w:keepLines/>
-      <w:spacing w:after="0" w:before="40"/>
+      <w:spacing w:after="0" w:before="200"/>
       <w:outlineLvl w:val="6"/>
     </w:pPr>
     <w:rPr>
-      <w:rFonts w:cstheme="majorBidi" w:eastAsiaTheme="majorEastAsia"/>
-      <w:color w:themeColor="text1" w:themeTint="A6" w:val="595959"/>
+      <w:rFonts w:asciiTheme="majorHAnsi" w:cstheme="majorBidi" w:eastAsiaTheme="majorEastAsia" w:hAnsiTheme="majorHAnsi"/>
+      <w:color w:themeColor="accent1" w:val="4F81BD"/>
+      <w:sz w:val="24"/>
+      <w:szCs w:val="24"/>
     </w:rPr>
   </w:style>
   <w:style w:styleId="Heading8" w:type="paragraph">
-    <w:name w:val="heading 8"/>
+    <w:name w:val="Heading 8"/>
     <w:basedOn w:val="Normal"/>
     <w:next w:val="BodyText"/>
-    <w:link w:val="Heading8Char"/>
     <w:uiPriority w:val="9"/>
-    <w:semiHidden/>
     <w:unhideWhenUsed/>
     <w:qFormat/>
-    <w:rsid w:val="00A10FD9"/>
     <w:pPr>
       <w:keepNext/>
       <w:keepLines/>
-      <w:spacing w:after="0"/>
+      <w:spacing w:after="0" w:before="200"/>
       <w:outlineLvl w:val="7"/>
     </w:pPr>
     <w:rPr>
-      <w:rFonts w:cstheme="majorBidi" w:eastAsiaTheme="majorEastAsia"/>
-      <w:i/>
-      <w:iCs/>
-      <w:color w:themeColor="text1" w:themeTint="D8" w:val="272727"/>
+      <w:rFonts w:asciiTheme="majorHAnsi" w:cstheme="majorBidi" w:eastAsiaTheme="majorEastAsia" w:hAnsiTheme="majorHAnsi"/>
+      <w:color w:themeColor="accent1" w:val="4F81BD"/>
+      <w:sz w:val="24"/>
+      <w:szCs w:val="24"/>
     </w:rPr>
   </w:style>
   <w:style w:styleId="Heading9" w:type="paragraph">
-    <w:name w:val="heading 9"/>
+    <w:name w:val="Heading 9"/>
     <w:basedOn w:val="Normal"/>
     <w:next w:val="BodyText"/>
-    <w:link w:val="Heading9Char"/>
     <w:uiPriority w:val="9"/>
-    <w:semiHidden/>
     <w:unhideWhenUsed/>
     <w:qFormat/>
-    <w:rsid w:val="00A10FD9"/>
     <w:pPr>
       <w:keepNext/>
       <w:keepLines/>
-      <w:spacing w:after="0"/>
+      <w:spacing w:after="0" w:before="200"/>
       <w:outlineLvl w:val="8"/>
     </w:pPr>
     <w:rPr>
-      <w:rFonts w:cstheme="majorBidi" w:eastAsiaTheme="majorEastAsia"/>
-      <w:color w:themeColor="text1" w:themeTint="D8" w:val="272727"/>
-    </w:rPr>
-  </w:style>
-  <w:style w:customStyle="1" w:styleId="Heading1Char" w:type="character">
-    <w:name w:val="Heading 1 Char"/>
-    <w:basedOn w:val="DefaultParagraphFont"/>
-    <w:link w:val="Heading1"/>
-    <w:uiPriority w:val="9"/>
-    <w:rsid w:val="00A10FD9"/>
-    <w:rPr>
       <w:rFonts w:asciiTheme="majorHAnsi" w:cstheme="majorBidi" w:eastAsiaTheme="majorEastAsia" w:hAnsiTheme="majorHAnsi"/>
-      <w:color w:themeColor="accent1" w:themeShade="BF" w:val="0F4761"/>
-      <w:sz w:val="40"/>
-      <w:szCs w:val="40"/>
-    </w:rPr>
-  </w:style>
-  <w:style w:customStyle="1" w:styleId="Heading2Char" w:type="character">
-    <w:name w:val="Heading 2 Char"/>
-    <w:basedOn w:val="DefaultParagraphFont"/>
-    <w:link w:val="Heading2"/>
-    <w:uiPriority w:val="9"/>
-    <w:semiHidden/>
-    <w:rsid w:val="00A10FD9"/>
-    <w:rPr>
-      <w:rFonts w:asciiTheme="majorHAnsi" w:cstheme="majorBidi" w:eastAsiaTheme="majorEastAsia" w:hAnsiTheme="majorHAnsi"/>
-      <w:color w:themeColor="accent1" w:themeShade="BF" w:val="0F4761"/>
-      <w:sz w:val="32"/>
-      <w:szCs w:val="32"/>
-    </w:rPr>
-  </w:style>
-  <w:style w:customStyle="1" w:styleId="Heading3Char" w:type="character">
-    <w:name w:val="Heading 3 Char"/>
-    <w:basedOn w:val="DefaultParagraphFont"/>
-    <w:link w:val="Heading3"/>
-    <w:uiPriority w:val="9"/>
-    <w:semiHidden/>
-    <w:rsid w:val="00A10FD9"/>
-    <w:rPr>
-      <w:rFonts w:cstheme="majorBidi" w:eastAsiaTheme="majorEastAsia"/>
-      <w:color w:themeColor="accent1" w:themeShade="BF" w:val="0F4761"/>
-      <w:sz w:val="28"/>
-      <w:szCs w:val="28"/>
-    </w:rPr>
-  </w:style>
-  <w:style w:customStyle="1" w:styleId="Heading4Char" w:type="character">
-    <w:name w:val="Heading 4 Char"/>
-    <w:basedOn w:val="DefaultParagraphFont"/>
-    <w:link w:val="Heading4"/>
-    <w:uiPriority w:val="9"/>
-    <w:semiHidden/>
-    <w:rsid w:val="00A10FD9"/>
-    <w:rPr>
-      <w:rFonts w:cstheme="majorBidi" w:eastAsiaTheme="majorEastAsia"/>
-      <w:i/>
-      <w:iCs/>
-      <w:color w:themeColor="accent1" w:themeShade="BF" w:val="0F4761"/>
-    </w:rPr>
-  </w:style>
-  <w:style w:customStyle="1" w:styleId="Heading5Char" w:type="character">
-    <w:name w:val="Heading 5 Char"/>
-    <w:basedOn w:val="DefaultParagraphFont"/>
-    <w:link w:val="Heading5"/>
-    <w:uiPriority w:val="9"/>
-    <w:semiHidden/>
-    <w:rsid w:val="00A10FD9"/>
-    <w:rPr>
-      <w:rFonts w:cstheme="majorBidi" w:eastAsiaTheme="majorEastAsia"/>
-      <w:color w:themeColor="accent1" w:themeShade="BF" w:val="0F4761"/>
-    </w:rPr>
-  </w:style>
-  <w:style w:customStyle="1" w:styleId="Heading6Char" w:type="character">
-    <w:name w:val="Heading 6 Char"/>
-    <w:basedOn w:val="DefaultParagraphFont"/>
-    <w:link w:val="Heading6"/>
-    <w:uiPriority w:val="9"/>
-    <w:semiHidden/>
-    <w:rsid w:val="00A10FD9"/>
-    <w:rPr>
-      <w:rFonts w:cstheme="majorBidi" w:eastAsiaTheme="majorEastAsia"/>
-      <w:i/>
-      <w:iCs/>
-      <w:color w:themeColor="text1" w:themeTint="A6" w:val="595959"/>
-    </w:rPr>
-  </w:style>
-  <w:style w:customStyle="1" w:styleId="Heading7Char" w:type="character">
-    <w:name w:val="Heading 7 Char"/>
-    <w:basedOn w:val="DefaultParagraphFont"/>
-    <w:link w:val="Heading7"/>
-    <w:uiPriority w:val="9"/>
-    <w:semiHidden/>
-    <w:rsid w:val="00A10FD9"/>
-    <w:rPr>
-      <w:rFonts w:cstheme="majorBidi" w:eastAsiaTheme="majorEastAsia"/>
-      <w:color w:themeColor="text1" w:themeTint="A6" w:val="595959"/>
-    </w:rPr>
-  </w:style>
-  <w:style w:customStyle="1" w:styleId="Heading8Char" w:type="character">
-    <w:name w:val="Heading 8 Char"/>
-    <w:basedOn w:val="DefaultParagraphFont"/>
-    <w:link w:val="Heading8"/>
-    <w:uiPriority w:val="9"/>
-    <w:semiHidden/>
-    <w:rsid w:val="00A10FD9"/>
-    <w:rPr>
-      <w:rFonts w:cstheme="majorBidi" w:eastAsiaTheme="majorEastAsia"/>
-      <w:i/>
-      <w:iCs/>
-      <w:color w:themeColor="text1" w:themeTint="D8" w:val="272727"/>
-    </w:rPr>
-  </w:style>
-  <w:style w:customStyle="1" w:styleId="Heading9Char" w:type="character">
-    <w:name w:val="Heading 9 Char"/>
-    <w:basedOn w:val="DefaultParagraphFont"/>
-    <w:link w:val="Heading9"/>
-    <w:uiPriority w:val="9"/>
-    <w:semiHidden/>
-    <w:rsid w:val="00A10FD9"/>
-    <w:rPr>
-      <w:rFonts w:cstheme="majorBidi" w:eastAsiaTheme="majorEastAsia"/>
-      <w:color w:themeColor="text1" w:themeTint="D8" w:val="272727"/>
+      <w:color w:themeColor="accent1" w:val="4F81BD"/>
+      <w:sz w:val="24"/>
+      <w:szCs w:val="24"/>
     </w:rPr>
   </w:style>
   <w:style w:styleId="BlockText" w:type="paragraph">
@@ -2953,8 +2798,8 @@
   </w:style>
   <w:style w:styleId="FootnoteBlockText" w:type="paragraph">
     <w:name w:val="Footnote Block Text"/>
-    <w:basedOn w:val="FootnoteText"/>
-    <w:next w:val="FootnoteText"/>
+    <w:basedOn w:val="Footnote Text"/>
+    <w:next w:val="Footnote Text"/>
     <w:uiPriority w:val="9"/>
     <w:unhideWhenUsed/>
     <w:qFormat/>
@@ -2984,6 +2829,13 @@
       </w:tblCellMar>
     </w:tblPr>
     <w:tblStylePr w:type="firstRow">
+      <w:tblPr>
+        <w:jc w:val="left"/>
+        <w:tblInd w:type="dxa" w:w="0"/>
+      </w:tblPr>
+      <w:trPr>
+        <w:jc w:val="left"/>
+      </w:trPr>
       <w:tcPr>
         <w:tcBorders>
           <w:bottom w:val="single"/>
@@ -3339,44 +3191,44 @@
         <a:sysClr val="window" lastClr="FFFFFF"/>
       </a:lt1>
       <a:dk2>
-        <a:srgbClr val="0E2841"/>
+        <a:srgbClr val="1F497D"/>
       </a:dk2>
       <a:lt2>
-        <a:srgbClr val="E8E8E8"/>
+        <a:srgbClr val="EEECE1"/>
       </a:lt2>
       <a:accent1>
-        <a:srgbClr val="156082"/>
+        <a:srgbClr val="4F81BD"/>
       </a:accent1>
       <a:accent2>
-        <a:srgbClr val="E97132"/>
+        <a:srgbClr val="C0504D"/>
       </a:accent2>
       <a:accent3>
-        <a:srgbClr val="196B24"/>
+        <a:srgbClr val="9BBB59"/>
       </a:accent3>
       <a:accent4>
-        <a:srgbClr val="0F9ED5"/>
+        <a:srgbClr val="8064A2"/>
       </a:accent4>
       <a:accent5>
-        <a:srgbClr val="A02B93"/>
+        <a:srgbClr val="4BACC6"/>
       </a:accent5>
       <a:accent6>
-        <a:srgbClr val="4EA72E"/>
+        <a:srgbClr val="F79646"/>
       </a:accent6>
       <a:hlink>
-        <a:srgbClr val="467886"/>
+        <a:srgbClr val="0000FF"/>
       </a:hlink>
       <a:folHlink>
-        <a:srgbClr val="96607D"/>
+        <a:srgbClr val="800080"/>
       </a:folHlink>
     </a:clrScheme>
     <a:fontScheme name="Office">
       <a:majorFont>
-        <a:latin typeface="Aptos Display" panose="02110004020202020204"/>
+        <a:latin typeface="Calibri"/>
         <a:ea typeface=""/>
         <a:cs typeface=""/>
-        <a:font script="Jpan" typeface="游ゴシック Light"/>
+        <a:font script="Jpan" typeface="ＭＳ ゴシック"/>
         <a:font script="Hang" typeface="맑은 고딕"/>
-        <a:font script="Hans" typeface="等线 Light"/>
+        <a:font script="Hans" typeface="宋体"/>
         <a:font script="Hant" typeface="新細明體"/>
         <a:font script="Arab" typeface="Times New Roman"/>
         <a:font script="Hebr" typeface="Times New Roman"/>
@@ -3403,32 +3255,14 @@
         <a:font script="Mong" typeface="Mongolian Baiti"/>
         <a:font script="Viet" typeface="Times New Roman"/>
         <a:font script="Uigh" typeface="Microsoft Uighur"/>
-        <a:font script="Geor" typeface="Sylfaen"/>
-        <a:font script="Armn" typeface="Arial"/>
-        <a:font script="Bugi" typeface="Leelawadee UI"/>
-        <a:font script="Bopo" typeface="Microsoft JhengHei"/>
-        <a:font script="Java" typeface="Javanese Text"/>
-        <a:font script="Lisu" typeface="Segoe UI"/>
-        <a:font script="Mymr" typeface="Myanmar Text"/>
-        <a:font script="Nkoo" typeface="Ebrima"/>
-        <a:font script="Olck" typeface="Nirmala UI"/>
-        <a:font script="Osma" typeface="Ebrima"/>
-        <a:font script="Phag" typeface="Phagspa"/>
-        <a:font script="Syrn" typeface="Estrangelo Edessa"/>
-        <a:font script="Syrj" typeface="Estrangelo Edessa"/>
-        <a:font script="Syre" typeface="Estrangelo Edessa"/>
-        <a:font script="Sora" typeface="Nirmala UI"/>
-        <a:font script="Tale" typeface="Microsoft Tai Le"/>
-        <a:font script="Talu" typeface="Microsoft New Tai Lue"/>
-        <a:font script="Tfng" typeface="Ebrima"/>
       </a:majorFont>
       <a:minorFont>
-        <a:latin typeface="Aptos" panose="02110004020202020204"/>
+        <a:latin typeface="Cambria"/>
         <a:ea typeface=""/>
         <a:cs typeface=""/>
-        <a:font script="Jpan" typeface="游明朝"/>
+        <a:font script="Jpan" typeface="ＭＳ 明朝"/>
         <a:font script="Hang" typeface="맑은 고딕"/>
-        <a:font script="Hans" typeface="等线"/>
+        <a:font script="Hans" typeface="宋体"/>
         <a:font script="Hant" typeface="新細明體"/>
         <a:font script="Arab" typeface="Arial"/>
         <a:font script="Hebr" typeface="Arial"/>
@@ -3455,24 +3289,6 @@
         <a:font script="Mong" typeface="Mongolian Baiti"/>
         <a:font script="Viet" typeface="Arial"/>
         <a:font script="Uigh" typeface="Microsoft Uighur"/>
-        <a:font script="Geor" typeface="Sylfaen"/>
-        <a:font script="Armn" typeface="Arial"/>
-        <a:font script="Bugi" typeface="Leelawadee UI"/>
-        <a:font script="Bopo" typeface="Microsoft JhengHei"/>
-        <a:font script="Java" typeface="Javanese Text"/>
-        <a:font script="Lisu" typeface="Segoe UI"/>
-        <a:font script="Mymr" typeface="Myanmar Text"/>
-        <a:font script="Nkoo" typeface="Ebrima"/>
-        <a:font script="Olck" typeface="Nirmala UI"/>
-        <a:font script="Osma" typeface="Ebrima"/>
-        <a:font script="Phag" typeface="Phagspa"/>
-        <a:font script="Syrn" typeface="Estrangelo Edessa"/>
-        <a:font script="Syrj" typeface="Estrangelo Edessa"/>
-        <a:font script="Syre" typeface="Estrangelo Edessa"/>
-        <a:font script="Sora" typeface="Nirmala UI"/>
-        <a:font script="Tale" typeface="Microsoft Tai Le"/>
-        <a:font script="Talu" typeface="Microsoft New Tai Lue"/>
-        <a:font script="Tfng" typeface="Ebrima"/>
       </a:minorFont>
     </a:fontScheme>
     <a:fmtScheme name="Office">
@@ -3484,141 +3300,200 @@
           <a:gsLst>
             <a:gs pos="0">
               <a:schemeClr val="phClr">
-                <a:lumMod val="110000"/>
-                <a:satMod val="105000"/>
-                <a:tint val="67000"/>
+                <a:tint val="50000"/>
+                <a:satMod val="300000"/>
               </a:schemeClr>
             </a:gs>
-            <a:gs pos="50000">
+            <a:gs pos="35000">
               <a:schemeClr val="phClr">
-                <a:lumMod val="105000"/>
-                <a:satMod val="103000"/>
-                <a:tint val="73000"/>
+                <a:tint val="37000"/>
+                <a:satMod val="300000"/>
               </a:schemeClr>
             </a:gs>
             <a:gs pos="100000">
               <a:schemeClr val="phClr">
-                <a:lumMod val="105000"/>
-                <a:satMod val="109000"/>
-                <a:tint val="81000"/>
+                <a:tint val="15000"/>
+                <a:satMod val="350000"/>
               </a:schemeClr>
             </a:gs>
           </a:gsLst>
-          <a:lin ang="5400000" scaled="0"/>
+          <a:lin ang="16200000" scaled="1"/>
         </a:gradFill>
         <a:gradFill rotWithShape="1">
           <a:gsLst>
             <a:gs pos="0">
               <a:schemeClr val="phClr">
-                <a:satMod val="103000"/>
-                <a:lumMod val="102000"/>
-                <a:tint val="94000"/>
-              </a:schemeClr>
-            </a:gs>
-            <a:gs pos="50000">
-              <a:schemeClr val="phClr">
-                <a:satMod val="110000"/>
-                <a:lumMod val="100000"/>
+                <a:tint val="100000"/>
                 <a:shade val="100000"/>
+                <a:satMod val="130000"/>
               </a:schemeClr>
             </a:gs>
             <a:gs pos="100000">
               <a:schemeClr val="phClr">
-                <a:lumMod val="99000"/>
-                <a:satMod val="120000"/>
-                <a:shade val="78000"/>
+                <a:tint val="50000"/>
+                <a:shade val="100000"/>
+                <a:satMod val="350000"/>
               </a:schemeClr>
             </a:gs>
           </a:gsLst>
-          <a:lin ang="5400000" scaled="0"/>
+          <a:lin ang="16200000" scaled="0"/>
         </a:gradFill>
       </a:fillStyleLst>
       <a:lnStyleLst>
-        <a:ln w="6350" cap="flat" cmpd="sng" algn="ctr">
+        <a:ln w="9525" cap="flat" cmpd="sng" algn="ctr">
+          <a:solidFill>
+            <a:schemeClr val="phClr">
+              <a:shade val="95000"/>
+              <a:satMod val="105000"/>
+            </a:schemeClr>
+          </a:solidFill>
+          <a:prstDash val="solid"/>
+        </a:ln>
+        <a:ln w="25400" cap="flat" cmpd="sng" algn="ctr">
           <a:solidFill>
             <a:schemeClr val="phClr"/>
           </a:solidFill>
           <a:prstDash val="solid"/>
-          <a:miter lim="800000"/>
         </a:ln>
-        <a:ln w="12700" cap="flat" cmpd="sng" algn="ctr">
+        <a:ln w="38100" cap="flat" cmpd="sng" algn="ctr">
           <a:solidFill>
             <a:schemeClr val="phClr"/>
           </a:solidFill>
           <a:prstDash val="solid"/>
-          <a:miter lim="800000"/>
-        </a:ln>
-        <a:ln w="19050" cap="flat" cmpd="sng" algn="ctr">
-          <a:solidFill>
-            <a:schemeClr val="phClr"/>
-          </a:solidFill>
-          <a:prstDash val="solid"/>
-          <a:miter lim="800000"/>
         </a:ln>
       </a:lnStyleLst>
       <a:effectStyleLst>
         <a:effectStyle>
-          <a:effectLst/>
-        </a:effectStyle>
-        <a:effectStyle>
-          <a:effectLst/>
+          <a:effectLst>
+            <a:outerShdw blurRad="40000" dist="20000" dir="5400000" rotWithShape="0">
+              <a:srgbClr val="000000">
+                <a:alpha val="38000"/>
+              </a:srgbClr>
+            </a:outerShdw>
+          </a:effectLst>
         </a:effectStyle>
         <a:effectStyle>
           <a:effectLst>
-            <a:outerShdw blurRad="57150" dist="19050" dir="5400000" algn="ctr" rotWithShape="0">
+            <a:outerShdw blurRad="40000" dist="23000" dir="5400000" rotWithShape="0">
               <a:srgbClr val="000000">
-                <a:alpha val="63000"/>
+                <a:alpha val="35000"/>
               </a:srgbClr>
             </a:outerShdw>
           </a:effectLst>
+        </a:effectStyle>
+        <a:effectStyle>
+          <a:effectLst>
+            <a:outerShdw blurRad="40000" dist="23000" dir="5400000" rotWithShape="0">
+              <a:srgbClr val="000000">
+                <a:alpha val="35000"/>
+              </a:srgbClr>
+            </a:outerShdw>
+          </a:effectLst>
+          <a:scene3d>
+            <a:camera prst="orthographicFront">
+              <a:rot lat="0" lon="0" rev="0"/>
+            </a:camera>
+            <a:lightRig rig="threePt" dir="t">
+              <a:rot lat="0" lon="0" rev="1200000"/>
+            </a:lightRig>
+          </a:scene3d>
+          <a:sp3d>
+            <a:bevelT w="63500" h="25400"/>
+          </a:sp3d>
         </a:effectStyle>
       </a:effectStyleLst>
       <a:bgFillStyleLst>
         <a:solidFill>
           <a:schemeClr val="phClr"/>
         </a:solidFill>
-        <a:solidFill>
-          <a:schemeClr val="phClr">
-            <a:tint val="95000"/>
-            <a:satMod val="170000"/>
-          </a:schemeClr>
-        </a:solidFill>
         <a:gradFill rotWithShape="1">
           <a:gsLst>
             <a:gs pos="0">
               <a:schemeClr val="phClr">
-                <a:tint val="93000"/>
-                <a:satMod val="150000"/>
-                <a:shade val="98000"/>
-                <a:lumMod val="102000"/>
+                <a:tint val="40000"/>
+                <a:satMod val="350000"/>
               </a:schemeClr>
             </a:gs>
-            <a:gs pos="50000">
+            <a:gs pos="40000">
               <a:schemeClr val="phClr">
-                <a:tint val="98000"/>
-                <a:satMod val="130000"/>
-                <a:shade val="90000"/>
-                <a:lumMod val="103000"/>
+                <a:tint val="45000"/>
+                <a:shade val="99000"/>
+                <a:satMod val="350000"/>
               </a:schemeClr>
             </a:gs>
             <a:gs pos="100000">
               <a:schemeClr val="phClr">
-                <a:shade val="63000"/>
-                <a:satMod val="120000"/>
+                <a:shade val="20000"/>
+                <a:satMod val="255000"/>
               </a:schemeClr>
             </a:gs>
           </a:gsLst>
-          <a:lin ang="5400000" scaled="0"/>
+          <a:path path="circle">
+            <a:fillToRect l="50000" t="-80000" r="50000" b="180000"/>
+          </a:path>
+        </a:gradFill>
+        <a:gradFill rotWithShape="1">
+          <a:gsLst>
+            <a:gs pos="0">
+              <a:schemeClr val="phClr">
+                <a:tint val="80000"/>
+                <a:satMod val="300000"/>
+              </a:schemeClr>
+            </a:gs>
+            <a:gs pos="100000">
+              <a:schemeClr val="phClr">
+                <a:shade val="30000"/>
+                <a:satMod val="200000"/>
+              </a:schemeClr>
+            </a:gs>
+          </a:gsLst>
+          <a:path path="circle">
+            <a:fillToRect l="50000" t="50000" r="50000" b="50000"/>
+          </a:path>
         </a:gradFill>
       </a:bgFillStyleLst>
     </a:fmtScheme>
   </a:themeElements>
-  <a:objectDefaults/>
+  <a:objectDefaults>
+    <a:spDef>
+      <a:spPr/>
+      <a:bodyPr/>
+      <a:lstStyle/>
+      <a:style>
+        <a:lnRef idx="1">
+          <a:schemeClr val="accent1"/>
+        </a:lnRef>
+        <a:fillRef idx="3">
+          <a:schemeClr val="accent1"/>
+        </a:fillRef>
+        <a:effectRef idx="2">
+          <a:schemeClr val="accent1"/>
+        </a:effectRef>
+        <a:fontRef idx="minor">
+          <a:schemeClr val="lt1"/>
+        </a:fontRef>
+      </a:style>
+    </a:spDef>
+    <a:lnDef>
+      <a:spPr/>
+      <a:bodyPr/>
+      <a:lstStyle/>
+      <a:style>
+        <a:lnRef idx="2">
+          <a:schemeClr val="accent1"/>
+        </a:lnRef>
+        <a:fillRef idx="0">
+          <a:schemeClr val="accent1"/>
+        </a:fillRef>
+        <a:effectRef idx="1">
+          <a:schemeClr val="accent1"/>
+        </a:effectRef>
+        <a:fontRef idx="minor">
+          <a:schemeClr val="tx1"/>
+        </a:fontRef>
+      </a:style>
+    </a:lnDef>
+  </a:objectDefaults>
   <a:extraClrSchemeLst/>
-  <a:extLst>
-    <a:ext uri="{05A4C25C-085E-4340-85A3-A5531E510DB2}">
-      <thm15:themeFamily xmlns:thm15="http://schemas.microsoft.com/office/thememl/2012/main" name="Office Theme" id="{2E142A2C-CD16-42D6-873A-C26D2A0506FA}" vid="{1BDDFF52-6CD6-40A5-AB3C-68EB2F1E4D0A}"/>
-    </a:ext>
-  </a:extLst>
 </a:theme>
 </file>
--- a/docx/12-redes-inalambricas/boletin-U12-avanzado-resuelto.docx
+++ b/docx/12-redes-inalambricas/boletin-U12-avanzado-resuelto.docx
@@ -28,7 +28,7 @@
         </w:p>
       </w:sdtContent>
     </w:sdt>
-    <w:bookmarkStart w:id="20" w:name="Xb3a9c651987f29c9e8f9c51c80509d53d5e1779"/>
+    <w:bookmarkStart w:id="9" w:name="Xb3a9c651987f29c9e8f9c51c80509d53d5e1779"/>
     <w:p>
       <w:pPr>
         <w:pStyle w:val="Heading1"/>
@@ -37,8 +37,8 @@
         <w:t xml:space="preserve">Boletín de Redes inalámbricas — Avanzado (Resuelto)</w:t>
       </w:r>
     </w:p>
-    <w:bookmarkEnd w:id="20"/>
-    <w:bookmarkStart w:id="31" w:name="X2a98fe4693fa8a0ce8ae031accbc7e7e7b352df"/>
+    <w:bookmarkEnd w:id="9"/>
+    <w:bookmarkStart w:id="20" w:name="X2a98fe4693fa8a0ce8ae031accbc7e7e7b352df"/>
     <w:p>
       <w:pPr>
         <w:pStyle w:val="Heading1"/>
@@ -54,7 +54,7 @@
         </w:pict>
       </w:r>
     </w:p>
-    <w:bookmarkStart w:id="21" w:name="diseño-de-cobertura-de-un-instituto"/>
+    <w:bookmarkStart w:id="10" w:name="diseño-de-cobertura-de-un-instituto"/>
     <w:p>
       <w:pPr>
         <w:pStyle w:val="Heading2"/>
@@ -180,8 +180,8 @@
         <w:t xml:space="preserve">: los APs se oyen entre sí, compiten por el medio (CSMA/CA) y el throughput de la zona se divide. Por eso el plan 1-6-11.</w:t>
       </w:r>
     </w:p>
-    <w:bookmarkEnd w:id="21"/>
-    <w:bookmarkStart w:id="22" w:name="el-misterio-del-aula-12"/>
+    <w:bookmarkEnd w:id="10"/>
+    <w:bookmarkStart w:id="11" w:name="el-misterio-del-aula-12"/>
     <w:p>
       <w:pPr>
         <w:pStyle w:val="Heading2"/>
@@ -236,13 +236,7 @@
         <w:t xml:space="preserve"> </w:t>
       </w:r>
       <w:r>
-        <w:t xml:space="preserve">“</w:t>
-      </w:r>
-      <w:r>
-        <w:t xml:space="preserve">oír</w:t>
-      </w:r>
-      <w:r>
-        <w:t xml:space="preserve">”</w:t>
+        <w:t xml:space="preserve">“oír”</w:t>
       </w:r>
       <w:r>
         <w:t xml:space="preserve"> </w:t>
@@ -283,8 +277,8 @@
         <w:t xml:space="preserve">Analizador WiFi (inSSIDer, WiFi Analyzer, Acrylic): mira SNR, canal ocupado por otros BSSIDs y uso del canal. En el controlador: estadísticas de retransmisiones y de errores CRC del AP.</w:t>
       </w:r>
     </w:p>
-    <w:bookmarkEnd w:id="22"/>
-    <w:bookmarkStart w:id="23" w:name="plan-de-canales-5-ghz"/>
+    <w:bookmarkEnd w:id="11"/>
+    <w:bookmarkStart w:id="12" w:name="plan-de-canales-5-ghz"/>
     <w:p>
       <w:pPr>
         <w:pStyle w:val="Heading2"/>
@@ -352,8 +346,8 @@
         <w:t xml:space="preserve">(Dynamic Frequency Selection): canales compartidos con radares (meteorológicos/militares). El AP debe despejar el canal si detecta radar: salta de canal y provoca microcortes de clientes. Riesgo: inestabilidad en zonas con radares activos.</w:t>
       </w:r>
     </w:p>
-    <w:bookmarkEnd w:id="23"/>
-    <w:bookmarkStart w:id="24" w:name="wpa3-y-el-handshake"/>
+    <w:bookmarkEnd w:id="12"/>
+    <w:bookmarkStart w:id="13" w:name="wpa3-y-el-handshake"/>
     <w:p>
       <w:pPr>
         <w:pStyle w:val="Heading2"/>
@@ -437,13 +431,7 @@
         <w:t xml:space="preserve"> </w:t>
       </w:r>
       <w:r>
-        <w:t xml:space="preserve">“</w:t>
-      </w:r>
-      <w:r>
-        <w:t xml:space="preserve">oculto</w:t>
-      </w:r>
-      <w:r>
-        <w:t xml:space="preserve">”</w:t>
+        <w:t xml:space="preserve">“oculto”</w:t>
       </w:r>
       <w:r>
         <w:t xml:space="preserve"> </w:t>
@@ -452,8 +440,8 @@
         <w:t xml:space="preserve">viaja en claro en las tramas de gestión: cualquier analizador lo ve (y además empeora el roaming de los clientes, que gritan por la red buscando el SSID). 2) El filtrado MAC se falsifica en 10 segundos: la MAC viaja en claro y se puede suplantar. Ninguno de los dos autentica a nadie: usa WPA2/WPA3.</w:t>
       </w:r>
     </w:p>
-    <w:bookmarkEnd w:id="24"/>
-    <w:bookmarkStart w:id="25" w:name="portal-cautivo-y-vlans"/>
+    <w:bookmarkEnd w:id="13"/>
+    <w:bookmarkStart w:id="14" w:name="portal-cautivo-y-vlans"/>
     <w:p>
       <w:pPr>
         <w:pStyle w:val="Heading2"/>
@@ -497,13 +485,7 @@
         <w:t xml:space="preserve"> </w:t>
       </w:r>
       <w:r>
-        <w:t xml:space="preserve">“</w:t>
-      </w:r>
-      <w:r>
-        <w:t xml:space="preserve">seguridad de cortesía</w:t>
-      </w:r>
-      <w:r>
-        <w:t xml:space="preserve">”</w:t>
+        <w:t xml:space="preserve">“seguridad de cortesía”</w:t>
       </w:r>
       <w:r>
         <w:t xml:space="preserve">, no cifrado (la red sigue abierta salvo que haya PSK/802.1X), y su cumplimiento depende del navegador (los dispositivos IoT no lo abren).</w:t>
@@ -530,8 +512,8 @@
         <w:t xml:space="preserve">de la unidad: aislar por VLAN los dispositivos no confiables y aplicar ACLs/firewall en el borde de esa VLAN (solo salida a Internet). Complementa con WPA2/WPA3-PSK para cifrar aunque sea mínimamente.</w:t>
       </w:r>
     </w:p>
-    <w:bookmarkEnd w:id="25"/>
-    <w:bookmarkStart w:id="26" w:name="diagnóstico-de-un-despliegue-roto"/>
+    <w:bookmarkEnd w:id="14"/>
+    <w:bookmarkStart w:id="15" w:name="diagnóstico-de-un-despliegue-roto"/>
     <w:p>
       <w:pPr>
         <w:pStyle w:val="Heading2"/>
@@ -590,13 +572,7 @@
         <w:t xml:space="preserve"> </w:t>
       </w:r>
       <w:r>
-        <w:t xml:space="preserve">“</w:t>
-      </w:r>
-      <w:r>
-        <w:t xml:space="preserve">se casa</w:t>
-      </w:r>
-      <w:r>
-        <w:t xml:space="preserve">”</w:t>
+        <w:t xml:space="preserve">“se casa”</w:t>
       </w:r>
       <w:r>
         <w:t xml:space="preserve"> </w:t>
@@ -647,8 +623,8 @@
         <w:t xml:space="preserve">a un nivel que dé celdas del tamaño adecuado con solape controlado. 2) Replan de canales 1-6-11 alternados (y en 5 GHz, bloques no solapados). 3) Activar las ayudas del controlador: roaming asistido (802.11k/v/r) y balanceo de clientes. 4) En Enterprise, fast roaming (PMKID/FT) para no repetir el 802.1X completo.</w:t>
       </w:r>
     </w:p>
-    <w:bookmarkEnd w:id="26"/>
-    <w:bookmarkStart w:id="27" w:name="cálculo-rápido-de-throughput"/>
+    <w:bookmarkEnd w:id="15"/>
+    <w:bookmarkStart w:id="16" w:name="cálculo-rápido-de-throughput"/>
     <w:p>
       <w:pPr>
         <w:pStyle w:val="Heading2"/>
@@ -765,8 +741,8 @@
         <w:t xml:space="preserve">(band steering): más canales, menos competencia. 3) Si el AP lo soporta, perfiles/límites por cliente para que nadie monopolice.</w:t>
       </w:r>
     </w:p>
-    <w:bookmarkEnd w:id="27"/>
-    <w:bookmarkStart w:id="28" w:name="caso-integrador-con-packet-tracer"/>
+    <w:bookmarkEnd w:id="16"/>
+    <w:bookmarkStart w:id="17" w:name="caso-integrador-con-packet-tracer"/>
     <w:p>
       <w:pPr>
         <w:pStyle w:val="Heading2"/>
@@ -861,8 +837,8 @@
         <w:t xml:space="preserve">: la misma seguridad que en un AP real se llama WPA2-PSK o WPA2-Personal según el fabricante.</w:t>
       </w:r>
     </w:p>
-    <w:bookmarkEnd w:id="28"/>
-    <w:bookmarkStart w:id="29" w:name="caso-wifi-oficina-con-zonas-muertas"/>
+    <w:bookmarkEnd w:id="17"/>
+    <w:bookmarkStart w:id="18" w:name="caso-wifi-oficina-con-zonas-muertas"/>
     <w:p>
       <w:pPr>
         <w:pStyle w:val="Heading2"/>
@@ -1076,8 +1052,8 @@
         <w:t xml:space="preserve">(o un mesh) para cubrir las zonas muertas, con canales distintos entre APs adyacentes.</w:t>
       </w:r>
     </w:p>
-    <w:bookmarkEnd w:id="29"/>
-    <w:bookmarkStart w:id="30" w:name="vs-802.11-en-la-misma-oficina"/>
+    <w:bookmarkEnd w:id="18"/>
+    <w:bookmarkStart w:id="19" w:name="vs-802.11-en-la-misma-oficina"/>
     <w:p>
       <w:pPr>
         <w:pStyle w:val="Heading2"/>
@@ -1137,7 +1113,6 @@
       <w:tblPr>
         <w:tblStyle w:val="Table"/>
         <w:tblW w:type="pct" w:w="5000"/>
-        <w:jc w:val="left"/>
         <w:tblLayout w:type="fixed"/>
         <w:tblLook w:firstRow="1" w:lastRow="0" w:firstColumn="0" w:lastColumn="0" w:noHBand="0" w:noVBand="0" w:val="0020"/>
       </w:tblPr>
@@ -1163,7 +1138,6 @@
           <w:p>
             <w:pPr>
               <w:pStyle w:val="Compact"/>
-              <w:jc w:val="left"/>
             </w:pPr>
             <w:r>
               <w:t xml:space="preserve">802.3 (cable)</w:t>
@@ -1175,7 +1149,6 @@
           <w:p>
             <w:pPr>
               <w:pStyle w:val="Compact"/>
-              <w:jc w:val="left"/>
             </w:pPr>
             <w:r>
               <w:t xml:space="preserve">802.11 (aire)</w:t>
@@ -1189,7 +1162,6 @@
           <w:p>
             <w:pPr>
               <w:pStyle w:val="Compact"/>
-              <w:jc w:val="left"/>
             </w:pPr>
             <w:r>
               <w:t xml:space="preserve">MACs en cabecera</w:t>
@@ -1201,7 +1173,6 @@
           <w:p>
             <w:pPr>
               <w:pStyle w:val="Compact"/>
-              <w:jc w:val="left"/>
             </w:pPr>
             <w:r>
               <w:t xml:space="preserve">2 (origen, destino)</w:t>
@@ -1213,7 +1184,6 @@
           <w:p>
             <w:pPr>
               <w:pStyle w:val="Compact"/>
-              <w:jc w:val="left"/>
             </w:pPr>
             <w:r>
               <w:t xml:space="preserve">Hasta</w:t>
@@ -1243,7 +1213,6 @@
           <w:p>
             <w:pPr>
               <w:pStyle w:val="Compact"/>
-              <w:jc w:val="left"/>
             </w:pPr>
             <w:r>
               <w:t xml:space="preserve">Quién monta/envía</w:t>
@@ -1255,7 +1224,6 @@
           <w:p>
             <w:pPr>
               <w:pStyle w:val="Compact"/>
-              <w:jc w:val="left"/>
             </w:pPr>
             <w:r>
               <w:t xml:space="preserve">La NIC / el switch reenvía</w:t>
@@ -1267,7 +1235,6 @@
           <w:p>
             <w:pPr>
               <w:pStyle w:val="Compact"/>
-              <w:jc w:val="left"/>
             </w:pPr>
             <w:r>
               <w:t xml:space="preserve">La NIC WiFi (el AP reenvía); el AP puede cifrar en el borde</w:t>
@@ -1281,7 +1248,6 @@
           <w:p>
             <w:pPr>
               <w:pStyle w:val="Compact"/>
-              <w:jc w:val="left"/>
             </w:pPr>
             <w:r>
               <w:t xml:space="preserve">Medio</w:t>
@@ -1293,7 +1259,6 @@
           <w:p>
             <w:pPr>
               <w:pStyle w:val="Compact"/>
-              <w:jc w:val="left"/>
             </w:pPr>
             <w:r>
               <w:t xml:space="preserve">Enlace punto a punto / dominio de colisión gestionado</w:t>
@@ -1305,7 +1270,6 @@
           <w:p>
             <w:pPr>
               <w:pStyle w:val="Compact"/>
-              <w:jc w:val="left"/>
             </w:pPr>
             <w:r>
               <w:t xml:space="preserve">Canal de radio</w:t>
@@ -1361,21 +1325,19 @@
         <w:t xml:space="preserve"> </w:t>
       </w:r>
       <w:r>
-        <w:t xml:space="preserve">“</w:t>
-      </w:r>
-      <w:r>
-        <w:t xml:space="preserve">entrega local por MAC hecha</w:t>
-      </w:r>
-      <w:r>
-        <w:t xml:space="preserve">”</w:t>
+        <w:t xml:space="preserve">“entrega local por MAC hecha”</w:t>
       </w:r>
       <w:r>
         <w:t xml:space="preserve">. El estándar 802.x es un detalle de la capa 1–2: la pila de Internet no cambia si el tramo fue cobre, fibra o aire.</w:t>
       </w:r>
     </w:p>
-    <w:bookmarkEnd w:id="30"/>
-    <w:bookmarkEnd w:id="31"/>
-    <w:sectPr/>
+    <w:bookmarkEnd w:id="19"/>
+    <w:bookmarkEnd w:id="20"/>
+    <w:sectPr>
+      <w:footnotePr>
+        <w:numRestart w:val="eachSect"/>
+      </w:footnotePr>
+    </w:sectPr>
   </w:body>
 </w:document>
 </file>
@@ -1413,7 +1375,7 @@
       <w:lvlText w:val=" "/>
       <w:lvlJc w:val="left"/>
       <w:pPr>
-        <w:ind w:left="720" w:hanging="480"/>
+        <w:ind w:left="720" w:hanging="360"/>
       </w:pPr>
     </w:lvl>
     <w:lvl w:ilvl="1">
@@ -1421,7 +1383,7 @@
       <w:lvlText w:val=" "/>
       <w:lvlJc w:val="left"/>
       <w:pPr>
-        <w:ind w:left="1440" w:hanging="480"/>
+        <w:ind w:left="1440" w:hanging="360"/>
       </w:pPr>
     </w:lvl>
     <w:lvl w:ilvl="2">
@@ -1429,7 +1391,7 @@
       <w:lvlText w:val=" "/>
       <w:lvlJc w:val="left"/>
       <w:pPr>
-        <w:ind w:left="2160" w:hanging="480"/>
+        <w:ind w:left="2160" w:hanging="360"/>
       </w:pPr>
     </w:lvl>
     <w:lvl w:ilvl="3">
@@ -1437,7 +1399,7 @@
       <w:lvlText w:val=" "/>
       <w:lvlJc w:val="left"/>
       <w:pPr>
-        <w:ind w:left="2880" w:hanging="480"/>
+        <w:ind w:left="2880" w:hanging="360"/>
       </w:pPr>
     </w:lvl>
     <w:lvl w:ilvl="4">
@@ -1445,7 +1407,7 @@
       <w:lvlText w:val=" "/>
       <w:lvlJc w:val="left"/>
       <w:pPr>
-        <w:ind w:left="3600" w:hanging="480"/>
+        <w:ind w:left="3600" w:hanging="360"/>
       </w:pPr>
     </w:lvl>
     <w:lvl w:ilvl="5">
@@ -1453,7 +1415,7 @@
       <w:lvlText w:val=" "/>
       <w:lvlJc w:val="left"/>
       <w:pPr>
-        <w:ind w:left="4320" w:hanging="480"/>
+        <w:ind w:left="4320" w:hanging="360"/>
       </w:pPr>
     </w:lvl>
     <w:lvl w:ilvl="6">
@@ -1461,7 +1423,7 @@
       <w:lvlText w:val=" "/>
       <w:lvlJc w:val="left"/>
       <w:pPr>
-        <w:ind w:left="5040" w:hanging="480"/>
+        <w:ind w:left="5040" w:hanging="360"/>
       </w:pPr>
     </w:lvl>
     <w:lvl w:ilvl="7">
@@ -1469,7 +1431,7 @@
       <w:lvlText w:val=" "/>
       <w:lvlJc w:val="left"/>
       <w:pPr>
-        <w:ind w:left="5760" w:hanging="480"/>
+        <w:ind w:left="5760" w:hanging="360"/>
       </w:pPr>
     </w:lvl>
     <w:lvl w:ilvl="8">
@@ -1477,7 +1439,7 @@
       <w:lvlText w:val=" "/>
       <w:lvlJc w:val="left"/>
       <w:pPr>
-        <w:ind w:left="6480" w:hanging="480"/>
+        <w:ind w:left="6480" w:hanging="360"/>
       </w:pPr>
     </w:lvl>
   </w:abstractNum>
@@ -1490,7 +1452,7 @@
       <w:lvlText w:val="%1)"/>
       <w:lvlJc w:val="left"/>
       <w:pPr>
-        <w:ind w:left="720" w:hanging="480"/>
+        <w:ind w:left="720" w:hanging="360"/>
       </w:pPr>
     </w:lvl>
     <w:lvl w:ilvl="1">
@@ -1499,7 +1461,7 @@
       <w:lvlText w:val="%2)"/>
       <w:lvlJc w:val="left"/>
       <w:pPr>
-        <w:ind w:left="1440" w:hanging="480"/>
+        <w:ind w:left="1440" w:hanging="360"/>
       </w:pPr>
     </w:lvl>
     <w:lvl w:ilvl="2">
@@ -1508,7 +1470,7 @@
       <w:lvlText w:val="%3)"/>
       <w:lvlJc w:val="left"/>
       <w:pPr>
-        <w:ind w:left="2160" w:hanging="480"/>
+        <w:ind w:left="2160" w:hanging="360"/>
       </w:pPr>
     </w:lvl>
     <w:lvl w:ilvl="3">
@@ -1517,7 +1479,7 @@
       <w:lvlText w:val="%4)"/>
       <w:lvlJc w:val="left"/>
       <w:pPr>
-        <w:ind w:left="2880" w:hanging="480"/>
+        <w:ind w:left="2880" w:hanging="360"/>
       </w:pPr>
     </w:lvl>
     <w:lvl w:ilvl="4">
@@ -1526,7 +1488,7 @@
       <w:lvlText w:val="%5)"/>
       <w:lvlJc w:val="left"/>
       <w:pPr>
-        <w:ind w:left="3600" w:hanging="480"/>
+        <w:ind w:left="3600" w:hanging="360"/>
       </w:pPr>
     </w:lvl>
     <w:lvl w:ilvl="5">
@@ -1535,7 +1497,7 @@
       <w:lvlText w:val="%6)"/>
       <w:lvlJc w:val="left"/>
       <w:pPr>
-        <w:ind w:left="4320" w:hanging="480"/>
+        <w:ind w:left="4320" w:hanging="360"/>
       </w:pPr>
     </w:lvl>
     <w:lvl w:ilvl="6">
@@ -1544,7 +1506,7 @@
       <w:lvlText w:val="%7)"/>
       <w:lvlJc w:val="left"/>
       <w:pPr>
-        <w:ind w:left="5040" w:hanging="480"/>
+        <w:ind w:left="5040" w:hanging="360"/>
       </w:pPr>
     </w:lvl>
     <w:lvl w:ilvl="7">
@@ -1553,7 +1515,7 @@
       <w:lvlText w:val="%8)"/>
       <w:lvlJc w:val="left"/>
       <w:pPr>
-        <w:ind w:left="5760" w:hanging="480"/>
+        <w:ind w:left="5760" w:hanging="360"/>
       </w:pPr>
     </w:lvl>
     <w:lvl w:ilvl="8">
@@ -1562,7 +1524,7 @@
       <w:lvlText w:val="%9)"/>
       <w:lvlJc w:val="left"/>
       <w:pPr>
-        <w:ind w:left="6480" w:hanging="480"/>
+        <w:ind w:left="6480" w:hanging="360"/>
       </w:pPr>
     </w:lvl>
   </w:abstractNum>
@@ -1575,7 +1537,7 @@
       <w:lvlText w:val="%1)"/>
       <w:lvlJc w:val="left"/>
       <w:pPr>
-        <w:ind w:left="720" w:hanging="480"/>
+        <w:ind w:left="720" w:hanging="360"/>
       </w:pPr>
     </w:lvl>
     <w:lvl w:ilvl="1">
@@ -1584,7 +1546,7 @@
       <w:lvlText w:val="%2)"/>
       <w:lvlJc w:val="left"/>
       <w:pPr>
-        <w:ind w:left="1440" w:hanging="480"/>
+        <w:ind w:left="1440" w:hanging="360"/>
       </w:pPr>
     </w:lvl>
     <w:lvl w:ilvl="2">
@@ -1593,7 +1555,7 @@
       <w:lvlText w:val="%3)"/>
       <w:lvlJc w:val="left"/>
       <w:pPr>
-        <w:ind w:left="2160" w:hanging="480"/>
+        <w:ind w:left="2160" w:hanging="360"/>
       </w:pPr>
     </w:lvl>
     <w:lvl w:ilvl="3">
@@ -1602,7 +1564,7 @@
       <w:lvlText w:val="%4)"/>
       <w:lvlJc w:val="left"/>
       <w:pPr>
-        <w:ind w:left="2880" w:hanging="480"/>
+        <w:ind w:left="2880" w:hanging="360"/>
       </w:pPr>
     </w:lvl>
     <w:lvl w:ilvl="4">
@@ -1611,7 +1573,7 @@
       <w:lvlText w:val="%5)"/>
       <w:lvlJc w:val="left"/>
       <w:pPr>
-        <w:ind w:left="3600" w:hanging="480"/>
+        <w:ind w:left="3600" w:hanging="360"/>
       </w:pPr>
     </w:lvl>
     <w:lvl w:ilvl="5">
@@ -1620,7 +1582,7 @@
       <w:lvlText w:val="%6)"/>
       <w:lvlJc w:val="left"/>
       <w:pPr>
-        <w:ind w:left="4320" w:hanging="480"/>
+        <w:ind w:left="4320" w:hanging="360"/>
       </w:pPr>
     </w:lvl>
     <w:lvl w:ilvl="6">
@@ -1629,7 +1591,7 @@
       <w:lvlText w:val="%7)"/>
       <w:lvlJc w:val="left"/>
       <w:pPr>
-        <w:ind w:left="5040" w:hanging="480"/>
+        <w:ind w:left="5040" w:hanging="360"/>
       </w:pPr>
     </w:lvl>
     <w:lvl w:ilvl="7">
@@ -1638,7 +1600,7 @@
       <w:lvlText w:val="%8)"/>
       <w:lvlJc w:val="left"/>
       <w:pPr>
-        <w:ind w:left="5760" w:hanging="480"/>
+        <w:ind w:left="5760" w:hanging="360"/>
       </w:pPr>
     </w:lvl>
     <w:lvl w:ilvl="8">
@@ -1647,7 +1609,7 @@
       <w:lvlText w:val="%9)"/>
       <w:lvlJc w:val="left"/>
       <w:pPr>
-        <w:ind w:left="6480" w:hanging="480"/>
+        <w:ind w:left="6480" w:hanging="360"/>
       </w:pPr>
     </w:lvl>
   </w:abstractNum>
@@ -1656,75 +1618,102 @@
     <w:multiLevelType w:val="multilevel"/>
     <w:lvl w:ilvl="0">
       <w:numFmt w:val="bullet"/>
-      <w:lvlText w:val="•"/>
-      <w:lvlJc w:val="left"/>
-      <w:pPr>
-        <w:ind w:left="720" w:hanging="480"/>
-      </w:pPr>
+      <w:lvlText w:val=""/>
+      <w:lvlJc w:val="left"/>
+      <w:pPr>
+        <w:ind w:left="720" w:hanging="360"/>
+      </w:pPr>
+      <w:rPr>
+        <w:rFonts w:ascii="Symbol" w:hAnsi="Symbol" w:cs="Symbol" w:hint="default"/>
+      </w:rPr>
     </w:lvl>
     <w:lvl w:ilvl="1">
       <w:numFmt w:val="bullet"/>
-      <w:lvlText w:val="–"/>
-      <w:lvlJc w:val="left"/>
-      <w:pPr>
-        <w:ind w:left="1440" w:hanging="480"/>
-      </w:pPr>
+      <w:lvlText w:val="o"/>
+      <w:lvlJc w:val="left"/>
+      <w:pPr>
+        <w:ind w:left="1440" w:hanging="360"/>
+      </w:pPr>
+      <w:rPr>
+        <w:rFonts w:ascii="Courier New" w:hAnsi="Courier New" w:cs="Courier New" w:hint="default"/>
+      </w:rPr>
     </w:lvl>
     <w:lvl w:ilvl="2">
       <w:numFmt w:val="bullet"/>
-      <w:lvlText w:val="•"/>
-      <w:lvlJc w:val="left"/>
-      <w:pPr>
-        <w:ind w:left="2160" w:hanging="480"/>
-      </w:pPr>
+      <w:lvlText w:val=""/>
+      <w:lvlJc w:val="left"/>
+      <w:pPr>
+        <w:ind w:left="2160" w:hanging="360"/>
+      </w:pPr>
+      <w:rPr>
+        <w:rFonts w:ascii="Wingdings" w:hAnsi="Wingdings" w:cs="Wingdings" w:hint="default"/>
+      </w:rPr>
     </w:lvl>
     <w:lvl w:ilvl="3">
       <w:numFmt w:val="bullet"/>
-      <w:lvlText w:val="–"/>
-      <w:lvlJc w:val="left"/>
-      <w:pPr>
-        <w:ind w:left="2880" w:hanging="480"/>
-      </w:pPr>
+      <w:lvlText w:val=""/>
+      <w:lvlJc w:val="left"/>
+      <w:pPr>
+        <w:ind w:left="2880" w:hanging="360"/>
+      </w:pPr>
+      <w:rPr>
+        <w:rFonts w:ascii="Symbol" w:hAnsi="Symbol" w:cs="Symbol" w:hint="default"/>
+      </w:rPr>
     </w:lvl>
     <w:lvl w:ilvl="4">
       <w:numFmt w:val="bullet"/>
-      <w:lvlText w:val="•"/>
-      <w:lvlJc w:val="left"/>
-      <w:pPr>
-        <w:ind w:left="3600" w:hanging="480"/>
-      </w:pPr>
+      <w:lvlText w:val="o"/>
+      <w:lvlJc w:val="left"/>
+      <w:pPr>
+        <w:ind w:left="3600" w:hanging="360"/>
+      </w:pPr>
+      <w:rPr>
+        <w:rFonts w:ascii="Courier New" w:hAnsi="Courier New" w:cs="Courier New" w:hint="default"/>
+      </w:rPr>
     </w:lvl>
     <w:lvl w:ilvl="5">
       <w:numFmt w:val="bullet"/>
-      <w:lvlText w:val="–"/>
-      <w:lvlJc w:val="left"/>
-      <w:pPr>
-        <w:ind w:left="4320" w:hanging="480"/>
-      </w:pPr>
+      <w:lvlText w:val=""/>
+      <w:lvlJc w:val="left"/>
+      <w:pPr>
+        <w:ind w:left="4320" w:hanging="360"/>
+      </w:pPr>
+      <w:rPr>
+        <w:rFonts w:ascii="Wingdings" w:hAnsi="Wingdings" w:cs="Wingdings" w:hint="default"/>
+      </w:rPr>
     </w:lvl>
     <w:lvl w:ilvl="6">
       <w:numFmt w:val="bullet"/>
-      <w:lvlText w:val="•"/>
-      <w:lvlJc w:val="left"/>
-      <w:pPr>
-        <w:ind w:left="5040" w:hanging="480"/>
-      </w:pPr>
+      <w:lvlText w:val=""/>
+      <w:lvlJc w:val="left"/>
+      <w:pPr>
+        <w:ind w:left="5040" w:hanging="360"/>
+      </w:pPr>
+      <w:rPr>
+        <w:rFonts w:ascii="Symbol" w:hAnsi="Symbol" w:cs="Symbol" w:hint="default"/>
+      </w:rPr>
     </w:lvl>
     <w:lvl w:ilvl="7">
       <w:numFmt w:val="bullet"/>
-      <w:lvlText w:val="–"/>
-      <w:lvlJc w:val="left"/>
-      <w:pPr>
-        <w:ind w:left="5760" w:hanging="480"/>
-      </w:pPr>
+      <w:lvlText w:val="o"/>
+      <w:lvlJc w:val="left"/>
+      <w:pPr>
+        <w:ind w:left="5760" w:hanging="360"/>
+      </w:pPr>
+      <w:rPr>
+        <w:rFonts w:ascii="Courier New" w:hAnsi="Courier New" w:cs="Courier New" w:hint="default"/>
+      </w:rPr>
     </w:lvl>
     <w:lvl w:ilvl="8">
       <w:numFmt w:val="bullet"/>
-      <w:lvlText w:val="•"/>
-      <w:lvlJc w:val="left"/>
-      <w:pPr>
-        <w:ind w:left="6480" w:hanging="480"/>
-      </w:pPr>
+      <w:lvlText w:val=""/>
+      <w:lvlJc w:val="left"/>
+      <w:pPr>
+        <w:ind w:left="6480" w:hanging="360"/>
+      </w:pPr>
+      <w:rPr>
+        <w:rFonts w:ascii="Wingdings" w:hAnsi="Wingdings" w:cs="Wingdings" w:hint="default"/>
+      </w:rPr>
     </w:lvl>
   </w:abstractNum>
   <w:abstractNum w:abstractNumId="99411">
@@ -1736,7 +1725,7 @@
       <w:lvlText w:val="%1."/>
       <w:lvlJc w:val="left"/>
       <w:pPr>
-        <w:ind w:left="720" w:hanging="480"/>
+        <w:ind w:left="720" w:hanging="360"/>
       </w:pPr>
     </w:lvl>
     <w:lvl w:ilvl="1">
@@ -1745,7 +1734,7 @@
       <w:lvlText w:val="%2."/>
       <w:lvlJc w:val="left"/>
       <w:pPr>
-        <w:ind w:left="1440" w:hanging="480"/>
+        <w:ind w:left="1440" w:hanging="360"/>
       </w:pPr>
     </w:lvl>
     <w:lvl w:ilvl="2">
@@ -1754,7 +1743,7 @@
       <w:lvlText w:val="%3."/>
       <w:lvlJc w:val="left"/>
       <w:pPr>
-        <w:ind w:left="2160" w:hanging="480"/>
+        <w:ind w:left="2160" w:hanging="360"/>
       </w:pPr>
     </w:lvl>
     <w:lvl w:ilvl="3">
@@ -1763,7 +1752,7 @@
       <w:lvlText w:val="%4."/>
       <w:lvlJc w:val="left"/>
       <w:pPr>
-        <w:ind w:left="2880" w:hanging="480"/>
+        <w:ind w:left="2880" w:hanging="360"/>
       </w:pPr>
     </w:lvl>
     <w:lvl w:ilvl="4">
@@ -1772,7 +1761,7 @@
       <w:lvlText w:val="%5."/>
       <w:lvlJc w:val="left"/>
       <w:pPr>
-        <w:ind w:left="3600" w:hanging="480"/>
+        <w:ind w:left="3600" w:hanging="360"/>
       </w:pPr>
     </w:lvl>
     <w:lvl w:ilvl="5">
@@ -1781,7 +1770,7 @@
       <w:lvlText w:val="%6."/>
       <w:lvlJc w:val="left"/>
       <w:pPr>
-        <w:ind w:left="4320" w:hanging="480"/>
+        <w:ind w:left="4320" w:hanging="360"/>
       </w:pPr>
     </w:lvl>
     <w:lvl w:ilvl="6">
@@ -1790,7 +1779,7 @@
       <w:lvlText w:val="%7."/>
       <w:lvlJc w:val="left"/>
       <w:pPr>
-        <w:ind w:left="5040" w:hanging="480"/>
+        <w:ind w:left="5040" w:hanging="360"/>
       </w:pPr>
     </w:lvl>
     <w:lvl w:ilvl="7">
@@ -1799,7 +1788,7 @@
       <w:lvlText w:val="%8."/>
       <w:lvlJc w:val="left"/>
       <w:pPr>
-        <w:ind w:left="5760" w:hanging="480"/>
+        <w:ind w:left="5760" w:hanging="360"/>
       </w:pPr>
     </w:lvl>
     <w:lvl w:ilvl="8">
@@ -1808,7 +1797,7 @@
       <w:lvlText w:val="%9."/>
       <w:lvlJc w:val="left"/>
       <w:pPr>
-        <w:ind w:left="6480" w:hanging="480"/>
+        <w:ind w:left="6480" w:hanging="360"/>
       </w:pPr>
     </w:lvl>
   </w:abstractNum>
@@ -1821,7 +1810,7 @@
       <w:lvlText w:val="%1)"/>
       <w:lvlJc w:val="left"/>
       <w:pPr>
-        <w:ind w:left="720" w:hanging="480"/>
+        <w:ind w:left="720" w:hanging="360"/>
       </w:pPr>
     </w:lvl>
     <w:lvl w:ilvl="1">
@@ -1830,7 +1819,7 @@
       <w:lvlText w:val="%2)"/>
       <w:lvlJc w:val="left"/>
       <w:pPr>
-        <w:ind w:left="1440" w:hanging="480"/>
+        <w:ind w:left="1440" w:hanging="360"/>
       </w:pPr>
     </w:lvl>
     <w:lvl w:ilvl="2">
@@ -1839,7 +1828,7 @@
       <w:lvlText w:val="%3)"/>
       <w:lvlJc w:val="left"/>
       <w:pPr>
-        <w:ind w:left="2160" w:hanging="480"/>
+        <w:ind w:left="2160" w:hanging="360"/>
       </w:pPr>
     </w:lvl>
     <w:lvl w:ilvl="3">
@@ -1848,7 +1837,7 @@
       <w:lvlText w:val="%4)"/>
       <w:lvlJc w:val="left"/>
       <w:pPr>
-        <w:ind w:left="2880" w:hanging="480"/>
+        <w:ind w:left="2880" w:hanging="360"/>
       </w:pPr>
     </w:lvl>
     <w:lvl w:ilvl="4">
@@ -1857,7 +1846,7 @@
       <w:lvlText w:val="%5)"/>
       <w:lvlJc w:val="left"/>
       <w:pPr>
-        <w:ind w:left="3600" w:hanging="480"/>
+        <w:ind w:left="3600" w:hanging="360"/>
       </w:pPr>
     </w:lvl>
     <w:lvl w:ilvl="5">
@@ -1866,7 +1855,7 @@
       <w:lvlText w:val="%6)"/>
       <w:lvlJc w:val="left"/>
       <w:pPr>
-        <w:ind w:left="4320" w:hanging="480"/>
+        <w:ind w:left="4320" w:hanging="360"/>
       </w:pPr>
     </w:lvl>
     <w:lvl w:ilvl="6">
@@ -1875,7 +1864,7 @@
       <w:lvlText w:val="%7)"/>
       <w:lvlJc w:val="left"/>
       <w:pPr>
-        <w:ind w:left="5040" w:hanging="480"/>
+        <w:ind w:left="5040" w:hanging="360"/>
       </w:pPr>
     </w:lvl>
     <w:lvl w:ilvl="7">
@@ -1884,7 +1873,7 @@
       <w:lvlText w:val="%8)"/>
       <w:lvlJc w:val="left"/>
       <w:pPr>
-        <w:ind w:left="5760" w:hanging="480"/>
+        <w:ind w:left="5760" w:hanging="360"/>
       </w:pPr>
     </w:lvl>
     <w:lvl w:ilvl="8">
@@ -1893,7 +1882,7 @@
       <w:lvlText w:val="%9)"/>
       <w:lvlJc w:val="left"/>
       <w:pPr>
-        <w:ind w:left="6480" w:hanging="480"/>
+        <w:ind w:left="6480" w:hanging="360"/>
       </w:pPr>
     </w:lvl>
   </w:abstractNum>
@@ -2451,10 +2440,10 @@
   <w:docDefaults>
     <w:rPrDefault>
       <w:rPr>
-        <w:rFonts w:asciiTheme="minorHAnsi" w:cstheme="minorBidi" w:eastAsiaTheme="minorHAnsi" w:hAnsiTheme="minorHAnsi"/>
+        <w:rFonts w:asciiTheme="minorHAnsi" w:cstheme="minorBidi" w:eastAsiaTheme="minorEastAsia" w:hAnsiTheme="minorHAnsi"/>
         <w:sz w:val="24"/>
         <w:szCs w:val="24"/>
-        <w:lang w:bidi="ar-SA" w:eastAsia="en-US" w:val="es-ES"/>
+        <w:lang w:bidi="ar-SA" w:eastAsia="zh-CN" w:val="es-ES"/>
       </w:rPr>
     </w:rPrDefault>
     <w:pPrDefault>
@@ -2495,57 +2484,94 @@
     <w:name w:val="Title"/>
     <w:basedOn w:val="Normal"/>
     <w:next w:val="BodyText"/>
+    <w:link w:val="TitleChar"/>
+    <w:uiPriority w:val="10"/>
     <w:qFormat/>
+    <w:rsid w:val="00A10FD9"/>
     <w:pPr>
-      <w:keepNext/>
-      <w:keepLines/>
-      <w:spacing w:after="240" w:before="480"/>
+      <w:spacing w:after="80" w:line="240" w:lineRule="auto"/>
+      <w:contextualSpacing/>
       <w:jc w:val="center"/>
     </w:pPr>
     <w:rPr>
       <w:rFonts w:asciiTheme="majorHAnsi" w:cstheme="majorBidi" w:eastAsiaTheme="majorEastAsia" w:hAnsiTheme="majorHAnsi"/>
-      <w:b/>
-      <w:bCs/>
-      <w:color w:themeColor="accent1" w:themeShade="B5" w:val="345A8A"/>
-      <w:sz w:val="36"/>
-      <w:szCs w:val="36"/>
+      <w:sz w:val="56"/>
+      <w:szCs w:val="56"/>
+    </w:rPr>
+  </w:style>
+  <w:style w:customStyle="1" w:styleId="TitleChar" w:type="character">
+    <w:name w:val="Title Char"/>
+    <w:basedOn w:val="DefaultParagraphFont"/>
+    <w:link w:val="Title"/>
+    <w:uiPriority w:val="10"/>
+    <w:rsid w:val="00A10FD9"/>
+    <w:rPr>
+      <w:rFonts w:asciiTheme="majorHAnsi" w:cstheme="majorBidi" w:eastAsiaTheme="majorEastAsia" w:hAnsiTheme="majorHAnsi"/>
+      <w:sz w:val="56"/>
+      <w:szCs w:val="56"/>
     </w:rPr>
   </w:style>
   <w:style w:styleId="Subtitle" w:type="paragraph">
     <w:name w:val="Subtitle"/>
+    <w:basedOn w:val="Title"/>
+    <w:next w:val="BodyText"/>
+    <w:link w:val="SubtitleChar"/>
+    <w:uiPriority w:val="11"/>
+    <w:qFormat/>
+    <w:rsid w:val="00A10FD9"/>
+    <w:pPr>
+      <w:numPr>
+        <w:ilvl w:val="1"/>
+      </w:numPr>
+    </w:pPr>
+    <w:rPr>
+      <w:rFonts w:cstheme="majorBidi" w:eastAsiaTheme="majorEastAsia"/>
+      <w:spacing w:val="15"/>
+      <w:sz w:val="28"/>
+      <w:szCs w:val="28"/>
+    </w:rPr>
+  </w:style>
+  <w:style w:customStyle="1" w:styleId="SubtitleChar" w:type="character">
+    <w:name w:val="Subtitle Char"/>
+    <w:basedOn w:val="DefaultParagraphFont"/>
+    <w:link w:val="Subtitle"/>
+    <w:uiPriority w:val="11"/>
+    <w:rsid w:val="00A10FD9"/>
+    <w:rPr>
+      <w:rFonts w:cstheme="majorBidi" w:eastAsiaTheme="majorEastAsia"/>
+      <w:color w:themeColor="text1" w:themeTint="A6" w:val="595959"/>
+      <w:spacing w:val="15"/>
+      <w:sz w:val="28"/>
+      <w:szCs w:val="28"/>
+    </w:rPr>
+  </w:style>
+  <w:style w:customStyle="1" w:styleId="Author" w:type="paragraph">
+    <w:name w:val="Author"/>
     <w:basedOn w:val="Title"/>
     <w:next w:val="BodyText"/>
     <w:qFormat/>
     <w:pPr>
       <w:keepNext/>
       <w:keepLines/>
-      <w:spacing w:after="240" w:before="240"/>
-      <w:jc w:val="center"/>
     </w:pPr>
     <w:rPr>
-      <w:sz w:val="30"/>
-      <w:szCs w:val="30"/>
-    </w:rPr>
-  </w:style>
-  <w:style w:customStyle="1" w:styleId="Author" w:type="paragraph">
-    <w:name w:val="Author"/>
+      <w:sz w:val="24"/>
+      <w:szCs w:val="24"/>
+    </w:rPr>
+  </w:style>
+  <w:style w:styleId="Date" w:type="paragraph">
+    <w:name w:val="Date"/>
+    <w:basedOn w:val="Title"/>
     <w:next w:val="BodyText"/>
     <w:qFormat/>
     <w:pPr>
       <w:keepNext/>
       <w:keepLines/>
-      <w:jc w:val="center"/>
     </w:pPr>
-  </w:style>
-  <w:style w:styleId="Date" w:type="paragraph">
-    <w:name w:val="Date"/>
-    <w:next w:val="BodyText"/>
-    <w:qFormat/>
-    <w:pPr>
-      <w:keepNext/>
-      <w:keepLines/>
-      <w:jc w:val="center"/>
-    </w:pPr>
+    <w:rPr>
+      <w:sz w:val="24"/>
+      <w:szCs w:val="24"/>
+    </w:rPr>
   </w:style>
   <w:style w:customStyle="1" w:styleId="AbstractTitle" w:type="paragraph">
     <w:name w:val="Abstract Title"/>
@@ -2560,7 +2586,6 @@
     </w:pPr>
     <w:rPr>
       <w:b/>
-      <w:color w:val="345A8A"/>
       <w:sz w:val="20"/>
       <w:szCs w:val="20"/>
     </w:rPr>
@@ -2589,191 +2614,321 @@
     <w:rPr/>
   </w:style>
   <w:style w:styleId="Heading1" w:type="paragraph">
-    <w:name w:val="Heading 1"/>
+    <w:name w:val="heading 1"/>
     <w:basedOn w:val="Normal"/>
     <w:next w:val="BodyText"/>
+    <w:link w:val="Heading1Char"/>
     <w:uiPriority w:val="9"/>
     <w:qFormat/>
+    <w:rsid w:val="00A10FD9"/>
     <w:pPr>
       <w:keepNext/>
       <w:keepLines/>
-      <w:spacing w:after="0" w:before="480"/>
+      <w:spacing w:after="80" w:before="360"/>
       <w:outlineLvl w:val="0"/>
     </w:pPr>
     <w:rPr>
       <w:rFonts w:asciiTheme="majorHAnsi" w:cstheme="majorBidi" w:eastAsiaTheme="majorEastAsia" w:hAnsiTheme="majorHAnsi"/>
-      <w:b/>
-      <w:bCs/>
-      <w:color w:themeColor="accent1" w:val="4F81BD"/>
-      <w:sz w:val="32"/>
-      <w:szCs w:val="32"/>
+      <w:color w:themeColor="accent1" w:themeShade="BF" w:val="0F4761"/>
+      <w:sz w:val="40"/>
+      <w:szCs w:val="40"/>
     </w:rPr>
   </w:style>
   <w:style w:styleId="Heading2" w:type="paragraph">
-    <w:name w:val="Heading 2"/>
+    <w:name w:val="heading 2"/>
     <w:basedOn w:val="Normal"/>
     <w:next w:val="BodyText"/>
+    <w:link w:val="Heading2Char"/>
     <w:uiPriority w:val="9"/>
+    <w:semiHidden/>
     <w:unhideWhenUsed/>
     <w:qFormat/>
+    <w:rsid w:val="00A10FD9"/>
     <w:pPr>
       <w:keepNext/>
       <w:keepLines/>
-      <w:spacing w:after="0" w:before="200"/>
+      <w:spacing w:after="80" w:before="160"/>
       <w:outlineLvl w:val="1"/>
     </w:pPr>
     <w:rPr>
       <w:rFonts w:asciiTheme="majorHAnsi" w:cstheme="majorBidi" w:eastAsiaTheme="majorEastAsia" w:hAnsiTheme="majorHAnsi"/>
-      <w:b/>
-      <w:bCs/>
-      <w:color w:themeColor="accent1" w:val="4F81BD"/>
-      <w:sz w:val="28"/>
-      <w:szCs w:val="28"/>
+      <w:color w:themeColor="accent1" w:themeShade="BF" w:val="0F4761"/>
+      <w:sz w:val="32"/>
+      <w:szCs w:val="32"/>
     </w:rPr>
   </w:style>
   <w:style w:styleId="Heading3" w:type="paragraph">
-    <w:name w:val="Heading 3"/>
+    <w:name w:val="heading 3"/>
     <w:basedOn w:val="Normal"/>
     <w:next w:val="BodyText"/>
+    <w:link w:val="Heading3Char"/>
     <w:uiPriority w:val="9"/>
+    <w:semiHidden/>
     <w:unhideWhenUsed/>
     <w:qFormat/>
+    <w:rsid w:val="00A10FD9"/>
     <w:pPr>
       <w:keepNext/>
       <w:keepLines/>
-      <w:spacing w:after="0" w:before="200"/>
+      <w:spacing w:after="80" w:before="160"/>
       <w:outlineLvl w:val="2"/>
     </w:pPr>
     <w:rPr>
-      <w:rFonts w:asciiTheme="majorHAnsi" w:cstheme="majorBidi" w:eastAsiaTheme="majorEastAsia" w:hAnsiTheme="majorHAnsi"/>
-      <w:b/>
-      <w:bCs/>
-      <w:color w:themeColor="accent1" w:val="4F81BD"/>
-      <w:sz w:val="24"/>
-      <w:szCs w:val="24"/>
+      <w:rFonts w:cstheme="majorBidi" w:eastAsiaTheme="majorEastAsia"/>
+      <w:color w:themeColor="accent1" w:themeShade="BF" w:val="0F4761"/>
+      <w:sz w:val="28"/>
+      <w:szCs w:val="28"/>
     </w:rPr>
   </w:style>
   <w:style w:styleId="Heading4" w:type="paragraph">
-    <w:name w:val="Heading 4"/>
+    <w:name w:val="heading 4"/>
     <w:basedOn w:val="Normal"/>
     <w:next w:val="BodyText"/>
+    <w:link w:val="Heading4Char"/>
     <w:uiPriority w:val="9"/>
+    <w:semiHidden/>
     <w:unhideWhenUsed/>
     <w:qFormat/>
+    <w:rsid w:val="00A10FD9"/>
     <w:pPr>
       <w:keepNext/>
       <w:keepLines/>
-      <w:spacing w:after="0" w:before="200"/>
+      <w:spacing w:after="40" w:before="80"/>
       <w:outlineLvl w:val="3"/>
     </w:pPr>
     <w:rPr>
-      <w:rFonts w:asciiTheme="majorHAnsi" w:cstheme="majorBidi" w:eastAsiaTheme="majorEastAsia" w:hAnsiTheme="majorHAnsi"/>
-      <w:bCs/>
+      <w:rFonts w:cstheme="majorBidi" w:eastAsiaTheme="majorEastAsia"/>
       <w:i/>
-      <w:color w:themeColor="accent1" w:val="4F81BD"/>
-      <w:sz w:val="24"/>
-      <w:szCs w:val="24"/>
+      <w:iCs/>
+      <w:color w:themeColor="accent1" w:themeShade="BF" w:val="0F4761"/>
     </w:rPr>
   </w:style>
   <w:style w:styleId="Heading5" w:type="paragraph">
-    <w:name w:val="Heading 5"/>
+    <w:name w:val="heading 5"/>
     <w:basedOn w:val="Normal"/>
     <w:next w:val="BodyText"/>
+    <w:link w:val="Heading5Char"/>
     <w:uiPriority w:val="9"/>
+    <w:semiHidden/>
     <w:unhideWhenUsed/>
     <w:qFormat/>
+    <w:rsid w:val="00A10FD9"/>
     <w:pPr>
       <w:keepNext/>
       <w:keepLines/>
-      <w:spacing w:after="0" w:before="200"/>
+      <w:spacing w:after="40" w:before="80"/>
       <w:outlineLvl w:val="4"/>
     </w:pPr>
     <w:rPr>
-      <w:rFonts w:asciiTheme="majorHAnsi" w:cstheme="majorBidi" w:eastAsiaTheme="majorEastAsia" w:hAnsiTheme="majorHAnsi"/>
-      <w:iCs/>
-      <w:color w:themeColor="accent1" w:val="4F81BD"/>
-      <w:sz w:val="24"/>
-      <w:szCs w:val="24"/>
+      <w:rFonts w:cstheme="majorBidi" w:eastAsiaTheme="majorEastAsia"/>
+      <w:color w:themeColor="accent1" w:themeShade="BF" w:val="0F4761"/>
     </w:rPr>
   </w:style>
   <w:style w:styleId="Heading6" w:type="paragraph">
-    <w:name w:val="Heading 6"/>
+    <w:name w:val="heading 6"/>
     <w:basedOn w:val="Normal"/>
     <w:next w:val="BodyText"/>
+    <w:link w:val="Heading6Char"/>
     <w:uiPriority w:val="9"/>
+    <w:semiHidden/>
     <w:unhideWhenUsed/>
     <w:qFormat/>
+    <w:rsid w:val="00A10FD9"/>
     <w:pPr>
       <w:keepNext/>
       <w:keepLines/>
-      <w:spacing w:after="0" w:before="200"/>
+      <w:spacing w:after="0" w:before="40"/>
       <w:outlineLvl w:val="5"/>
     </w:pPr>
     <w:rPr>
-      <w:rFonts w:asciiTheme="majorHAnsi" w:cstheme="majorBidi" w:eastAsiaTheme="majorEastAsia" w:hAnsiTheme="majorHAnsi"/>
-      <w:color w:themeColor="accent1" w:val="4F81BD"/>
-      <w:sz w:val="24"/>
-      <w:szCs w:val="24"/>
+      <w:rFonts w:cstheme="majorBidi" w:eastAsiaTheme="majorEastAsia"/>
+      <w:i/>
+      <w:iCs/>
+      <w:color w:themeColor="text1" w:themeTint="A6" w:val="595959"/>
     </w:rPr>
   </w:style>
   <w:style w:styleId="Heading7" w:type="paragraph">
-    <w:name w:val="Heading 7"/>
+    <w:name w:val="heading 7"/>
     <w:basedOn w:val="Normal"/>
     <w:next w:val="BodyText"/>
+    <w:link w:val="Heading7Char"/>
     <w:uiPriority w:val="9"/>
+    <w:semiHidden/>
     <w:unhideWhenUsed/>
     <w:qFormat/>
+    <w:rsid w:val="00A10FD9"/>
     <w:pPr>
       <w:keepNext/>
       <w:keepLines/>
-      <w:spacing w:after="0" w:before="200"/>
+      <w:spacing w:after="0" w:before="40"/>
       <w:outlineLvl w:val="6"/>
     </w:pPr>
     <w:rPr>
-      <w:rFonts w:asciiTheme="majorHAnsi" w:cstheme="majorBidi" w:eastAsiaTheme="majorEastAsia" w:hAnsiTheme="majorHAnsi"/>
-      <w:color w:themeColor="accent1" w:val="4F81BD"/>
-      <w:sz w:val="24"/>
-      <w:szCs w:val="24"/>
+      <w:rFonts w:cstheme="majorBidi" w:eastAsiaTheme="majorEastAsia"/>
+      <w:color w:themeColor="text1" w:themeTint="A6" w:val="595959"/>
     </w:rPr>
   </w:style>
   <w:style w:styleId="Heading8" w:type="paragraph">
-    <w:name w:val="Heading 8"/>
+    <w:name w:val="heading 8"/>
     <w:basedOn w:val="Normal"/>
     <w:next w:val="BodyText"/>
+    <w:link w:val="Heading8Char"/>
     <w:uiPriority w:val="9"/>
+    <w:semiHidden/>
     <w:unhideWhenUsed/>
     <w:qFormat/>
+    <w:rsid w:val="00A10FD9"/>
     <w:pPr>
       <w:keepNext/>
       <w:keepLines/>
-      <w:spacing w:after="0" w:before="200"/>
+      <w:spacing w:after="0"/>
       <w:outlineLvl w:val="7"/>
     </w:pPr>
     <w:rPr>
-      <w:rFonts w:asciiTheme="majorHAnsi" w:cstheme="majorBidi" w:eastAsiaTheme="majorEastAsia" w:hAnsiTheme="majorHAnsi"/>
-      <w:color w:themeColor="accent1" w:val="4F81BD"/>
-      <w:sz w:val="24"/>
-      <w:szCs w:val="24"/>
+      <w:rFonts w:cstheme="majorBidi" w:eastAsiaTheme="majorEastAsia"/>
+      <w:i/>
+      <w:iCs/>
+      <w:color w:themeColor="text1" w:themeTint="D8" w:val="272727"/>
     </w:rPr>
   </w:style>
   <w:style w:styleId="Heading9" w:type="paragraph">
-    <w:name w:val="Heading 9"/>
+    <w:name w:val="heading 9"/>
     <w:basedOn w:val="Normal"/>
     <w:next w:val="BodyText"/>
+    <w:link w:val="Heading9Char"/>
     <w:uiPriority w:val="9"/>
+    <w:semiHidden/>
     <w:unhideWhenUsed/>
     <w:qFormat/>
+    <w:rsid w:val="00A10FD9"/>
     <w:pPr>
       <w:keepNext/>
       <w:keepLines/>
-      <w:spacing w:after="0" w:before="200"/>
+      <w:spacing w:after="0"/>
       <w:outlineLvl w:val="8"/>
     </w:pPr>
     <w:rPr>
+      <w:rFonts w:cstheme="majorBidi" w:eastAsiaTheme="majorEastAsia"/>
+      <w:color w:themeColor="text1" w:themeTint="D8" w:val="272727"/>
+    </w:rPr>
+  </w:style>
+  <w:style w:customStyle="1" w:styleId="Heading1Char" w:type="character">
+    <w:name w:val="Heading 1 Char"/>
+    <w:basedOn w:val="DefaultParagraphFont"/>
+    <w:link w:val="Heading1"/>
+    <w:uiPriority w:val="9"/>
+    <w:rsid w:val="00A10FD9"/>
+    <w:rPr>
       <w:rFonts w:asciiTheme="majorHAnsi" w:cstheme="majorBidi" w:eastAsiaTheme="majorEastAsia" w:hAnsiTheme="majorHAnsi"/>
-      <w:color w:themeColor="accent1" w:val="4F81BD"/>
-      <w:sz w:val="24"/>
-      <w:szCs w:val="24"/>
+      <w:color w:themeColor="accent1" w:themeShade="BF" w:val="0F4761"/>
+      <w:sz w:val="40"/>
+      <w:szCs w:val="40"/>
+    </w:rPr>
+  </w:style>
+  <w:style w:customStyle="1" w:styleId="Heading2Char" w:type="character">
+    <w:name w:val="Heading 2 Char"/>
+    <w:basedOn w:val="DefaultParagraphFont"/>
+    <w:link w:val="Heading2"/>
+    <w:uiPriority w:val="9"/>
+    <w:semiHidden/>
+    <w:rsid w:val="00A10FD9"/>
+    <w:rPr>
+      <w:rFonts w:asciiTheme="majorHAnsi" w:cstheme="majorBidi" w:eastAsiaTheme="majorEastAsia" w:hAnsiTheme="majorHAnsi"/>
+      <w:color w:themeColor="accent1" w:themeShade="BF" w:val="0F4761"/>
+      <w:sz w:val="32"/>
+      <w:szCs w:val="32"/>
+    </w:rPr>
+  </w:style>
+  <w:style w:customStyle="1" w:styleId="Heading3Char" w:type="character">
+    <w:name w:val="Heading 3 Char"/>
+    <w:basedOn w:val="DefaultParagraphFont"/>
+    <w:link w:val="Heading3"/>
+    <w:uiPriority w:val="9"/>
+    <w:semiHidden/>
+    <w:rsid w:val="00A10FD9"/>
+    <w:rPr>
+      <w:rFonts w:cstheme="majorBidi" w:eastAsiaTheme="majorEastAsia"/>
+      <w:color w:themeColor="accent1" w:themeShade="BF" w:val="0F4761"/>
+      <w:sz w:val="28"/>
+      <w:szCs w:val="28"/>
+    </w:rPr>
+  </w:style>
+  <w:style w:customStyle="1" w:styleId="Heading4Char" w:type="character">
+    <w:name w:val="Heading 4 Char"/>
+    <w:basedOn w:val="DefaultParagraphFont"/>
+    <w:link w:val="Heading4"/>
+    <w:uiPriority w:val="9"/>
+    <w:semiHidden/>
+    <w:rsid w:val="00A10FD9"/>
+    <w:rPr>
+      <w:rFonts w:cstheme="majorBidi" w:eastAsiaTheme="majorEastAsia"/>
+      <w:i/>
+      <w:iCs/>
+      <w:color w:themeColor="accent1" w:themeShade="BF" w:val="0F4761"/>
+    </w:rPr>
+  </w:style>
+  <w:style w:customStyle="1" w:styleId="Heading5Char" w:type="character">
+    <w:name w:val="Heading 5 Char"/>
+    <w:basedOn w:val="DefaultParagraphFont"/>
+    <w:link w:val="Heading5"/>
+    <w:uiPriority w:val="9"/>
+    <w:semiHidden/>
+    <w:rsid w:val="00A10FD9"/>
+    <w:rPr>
+      <w:rFonts w:cstheme="majorBidi" w:eastAsiaTheme="majorEastAsia"/>
+      <w:color w:themeColor="accent1" w:themeShade="BF" w:val="0F4761"/>
+    </w:rPr>
+  </w:style>
+  <w:style w:customStyle="1" w:styleId="Heading6Char" w:type="character">
+    <w:name w:val="Heading 6 Char"/>
+    <w:basedOn w:val="DefaultParagraphFont"/>
+    <w:link w:val="Heading6"/>
+    <w:uiPriority w:val="9"/>
+    <w:semiHidden/>
+    <w:rsid w:val="00A10FD9"/>
+    <w:rPr>
+      <w:rFonts w:cstheme="majorBidi" w:eastAsiaTheme="majorEastAsia"/>
+      <w:i/>
+      <w:iCs/>
+      <w:color w:themeColor="text1" w:themeTint="A6" w:val="595959"/>
+    </w:rPr>
+  </w:style>
+  <w:style w:customStyle="1" w:styleId="Heading7Char" w:type="character">
+    <w:name w:val="Heading 7 Char"/>
+    <w:basedOn w:val="DefaultParagraphFont"/>
+    <w:link w:val="Heading7"/>
+    <w:uiPriority w:val="9"/>
+    <w:semiHidden/>
+    <w:rsid w:val="00A10FD9"/>
+    <w:rPr>
+      <w:rFonts w:cstheme="majorBidi" w:eastAsiaTheme="majorEastAsia"/>
+      <w:color w:themeColor="text1" w:themeTint="A6" w:val="595959"/>
+    </w:rPr>
+  </w:style>
+  <w:style w:customStyle="1" w:styleId="Heading8Char" w:type="character">
+    <w:name w:val="Heading 8 Char"/>
+    <w:basedOn w:val="DefaultParagraphFont"/>
+    <w:link w:val="Heading8"/>
+    <w:uiPriority w:val="9"/>
+    <w:semiHidden/>
+    <w:rsid w:val="00A10FD9"/>
+    <w:rPr>
+      <w:rFonts w:cstheme="majorBidi" w:eastAsiaTheme="majorEastAsia"/>
+      <w:i/>
+      <w:iCs/>
+      <w:color w:themeColor="text1" w:themeTint="D8" w:val="272727"/>
+    </w:rPr>
+  </w:style>
+  <w:style w:customStyle="1" w:styleId="Heading9Char" w:type="character">
+    <w:name w:val="Heading 9 Char"/>
+    <w:basedOn w:val="DefaultParagraphFont"/>
+    <w:link w:val="Heading9"/>
+    <w:uiPriority w:val="9"/>
+    <w:semiHidden/>
+    <w:rsid w:val="00A10FD9"/>
+    <w:rPr>
+      <w:rFonts w:cstheme="majorBidi" w:eastAsiaTheme="majorEastAsia"/>
+      <w:color w:themeColor="text1" w:themeTint="D8" w:val="272727"/>
     </w:rPr>
   </w:style>
   <w:style w:styleId="BlockText" w:type="paragraph">
@@ -2798,8 +2953,8 @@
   </w:style>
   <w:style w:styleId="FootnoteBlockText" w:type="paragraph">
     <w:name w:val="Footnote Block Text"/>
-    <w:basedOn w:val="Footnote Text"/>
-    <w:next w:val="Footnote Text"/>
+    <w:basedOn w:val="FootnoteText"/>
+    <w:next w:val="FootnoteText"/>
     <w:uiPriority w:val="9"/>
     <w:unhideWhenUsed/>
     <w:qFormat/>
@@ -2829,13 +2984,6 @@
       </w:tblCellMar>
     </w:tblPr>
     <w:tblStylePr w:type="firstRow">
-      <w:tblPr>
-        <w:jc w:val="left"/>
-        <w:tblInd w:type="dxa" w:w="0"/>
-      </w:tblPr>
-      <w:trPr>
-        <w:jc w:val="left"/>
-      </w:trPr>
       <w:tcPr>
         <w:tcBorders>
           <w:bottom w:val="single"/>
@@ -3191,44 +3339,44 @@
         <a:sysClr val="window" lastClr="FFFFFF"/>
       </a:lt1>
       <a:dk2>
-        <a:srgbClr val="1F497D"/>
+        <a:srgbClr val="0E2841"/>
       </a:dk2>
       <a:lt2>
-        <a:srgbClr val="EEECE1"/>
+        <a:srgbClr val="E8E8E8"/>
       </a:lt2>
       <a:accent1>
-        <a:srgbClr val="4F81BD"/>
+        <a:srgbClr val="156082"/>
       </a:accent1>
       <a:accent2>
-        <a:srgbClr val="C0504D"/>
+        <a:srgbClr val="E97132"/>
       </a:accent2>
       <a:accent3>
-        <a:srgbClr val="9BBB59"/>
+        <a:srgbClr val="196B24"/>
       </a:accent3>
       <a:accent4>
-        <a:srgbClr val="8064A2"/>
+        <a:srgbClr val="0F9ED5"/>
       </a:accent4>
       <a:accent5>
-        <a:srgbClr val="4BACC6"/>
+        <a:srgbClr val="A02B93"/>
       </a:accent5>
       <a:accent6>
-        <a:srgbClr val="F79646"/>
+        <a:srgbClr val="4EA72E"/>
       </a:accent6>
       <a:hlink>
-        <a:srgbClr val="0000FF"/>
+        <a:srgbClr val="467886"/>
       </a:hlink>
       <a:folHlink>
-        <a:srgbClr val="800080"/>
+        <a:srgbClr val="96607D"/>
       </a:folHlink>
     </a:clrScheme>
     <a:fontScheme name="Office">
       <a:majorFont>
-        <a:latin typeface="Calibri"/>
+        <a:latin typeface="Aptos Display" panose="02110004020202020204"/>
         <a:ea typeface=""/>
         <a:cs typeface=""/>
-        <a:font script="Jpan" typeface="ＭＳ ゴシック"/>
+        <a:font script="Jpan" typeface="游ゴシック Light"/>
         <a:font script="Hang" typeface="맑은 고딕"/>
-        <a:font script="Hans" typeface="宋体"/>
+        <a:font script="Hans" typeface="等线 Light"/>
         <a:font script="Hant" typeface="新細明體"/>
         <a:font script="Arab" typeface="Times New Roman"/>
         <a:font script="Hebr" typeface="Times New Roman"/>
@@ -3255,14 +3403,32 @@
         <a:font script="Mong" typeface="Mongolian Baiti"/>
         <a:font script="Viet" typeface="Times New Roman"/>
         <a:font script="Uigh" typeface="Microsoft Uighur"/>
+        <a:font script="Geor" typeface="Sylfaen"/>
+        <a:font script="Armn" typeface="Arial"/>
+        <a:font script="Bugi" typeface="Leelawadee UI"/>
+        <a:font script="Bopo" typeface="Microsoft JhengHei"/>
+        <a:font script="Java" typeface="Javanese Text"/>
+        <a:font script="Lisu" typeface="Segoe UI"/>
+        <a:font script="Mymr" typeface="Myanmar Text"/>
+        <a:font script="Nkoo" typeface="Ebrima"/>
+        <a:font script="Olck" typeface="Nirmala UI"/>
+        <a:font script="Osma" typeface="Ebrima"/>
+        <a:font script="Phag" typeface="Phagspa"/>
+        <a:font script="Syrn" typeface="Estrangelo Edessa"/>
+        <a:font script="Syrj" typeface="Estrangelo Edessa"/>
+        <a:font script="Syre" typeface="Estrangelo Edessa"/>
+        <a:font script="Sora" typeface="Nirmala UI"/>
+        <a:font script="Tale" typeface="Microsoft Tai Le"/>
+        <a:font script="Talu" typeface="Microsoft New Tai Lue"/>
+        <a:font script="Tfng" typeface="Ebrima"/>
       </a:majorFont>
       <a:minorFont>
-        <a:latin typeface="Cambria"/>
+        <a:latin typeface="Aptos" panose="02110004020202020204"/>
         <a:ea typeface=""/>
         <a:cs typeface=""/>
-        <a:font script="Jpan" typeface="ＭＳ 明朝"/>
+        <a:font script="Jpan" typeface="游明朝"/>
         <a:font script="Hang" typeface="맑은 고딕"/>
-        <a:font script="Hans" typeface="宋体"/>
+        <a:font script="Hans" typeface="等线"/>
         <a:font script="Hant" typeface="新細明體"/>
         <a:font script="Arab" typeface="Arial"/>
         <a:font script="Hebr" typeface="Arial"/>
@@ -3289,6 +3455,24 @@
         <a:font script="Mong" typeface="Mongolian Baiti"/>
         <a:font script="Viet" typeface="Arial"/>
         <a:font script="Uigh" typeface="Microsoft Uighur"/>
+        <a:font script="Geor" typeface="Sylfaen"/>
+        <a:font script="Armn" typeface="Arial"/>
+        <a:font script="Bugi" typeface="Leelawadee UI"/>
+        <a:font script="Bopo" typeface="Microsoft JhengHei"/>
+        <a:font script="Java" typeface="Javanese Text"/>
+        <a:font script="Lisu" typeface="Segoe UI"/>
+        <a:font script="Mymr" typeface="Myanmar Text"/>
+        <a:font script="Nkoo" typeface="Ebrima"/>
+        <a:font script="Olck" typeface="Nirmala UI"/>
+        <a:font script="Osma" typeface="Ebrima"/>
+        <a:font script="Phag" typeface="Phagspa"/>
+        <a:font script="Syrn" typeface="Estrangelo Edessa"/>
+        <a:font script="Syrj" typeface="Estrangelo Edessa"/>
+        <a:font script="Syre" typeface="Estrangelo Edessa"/>
+        <a:font script="Sora" typeface="Nirmala UI"/>
+        <a:font script="Tale" typeface="Microsoft Tai Le"/>
+        <a:font script="Talu" typeface="Microsoft New Tai Lue"/>
+        <a:font script="Tfng" typeface="Ebrima"/>
       </a:minorFont>
     </a:fontScheme>
     <a:fmtScheme name="Office">
@@ -3300,200 +3484,141 @@
           <a:gsLst>
             <a:gs pos="0">
               <a:schemeClr val="phClr">
-                <a:tint val="50000"/>
-                <a:satMod val="300000"/>
+                <a:lumMod val="110000"/>
+                <a:satMod val="105000"/>
+                <a:tint val="67000"/>
               </a:schemeClr>
             </a:gs>
-            <a:gs pos="35000">
+            <a:gs pos="50000">
               <a:schemeClr val="phClr">
-                <a:tint val="37000"/>
-                <a:satMod val="300000"/>
+                <a:lumMod val="105000"/>
+                <a:satMod val="103000"/>
+                <a:tint val="73000"/>
               </a:schemeClr>
             </a:gs>
             <a:gs pos="100000">
               <a:schemeClr val="phClr">
-                <a:tint val="15000"/>
-                <a:satMod val="350000"/>
+                <a:lumMod val="105000"/>
+                <a:satMod val="109000"/>
+                <a:tint val="81000"/>
               </a:schemeClr>
             </a:gs>
           </a:gsLst>
-          <a:lin ang="16200000" scaled="1"/>
+          <a:lin ang="5400000" scaled="0"/>
         </a:gradFill>
         <a:gradFill rotWithShape="1">
           <a:gsLst>
             <a:gs pos="0">
               <a:schemeClr val="phClr">
-                <a:tint val="100000"/>
+                <a:satMod val="103000"/>
+                <a:lumMod val="102000"/>
+                <a:tint val="94000"/>
+              </a:schemeClr>
+            </a:gs>
+            <a:gs pos="50000">
+              <a:schemeClr val="phClr">
+                <a:satMod val="110000"/>
+                <a:lumMod val="100000"/>
                 <a:shade val="100000"/>
-                <a:satMod val="130000"/>
               </a:schemeClr>
             </a:gs>
             <a:gs pos="100000">
               <a:schemeClr val="phClr">
-                <a:tint val="50000"/>
-                <a:shade val="100000"/>
-                <a:satMod val="350000"/>
+                <a:lumMod val="99000"/>
+                <a:satMod val="120000"/>
+                <a:shade val="78000"/>
               </a:schemeClr>
             </a:gs>
           </a:gsLst>
-          <a:lin ang="16200000" scaled="0"/>
+          <a:lin ang="5400000" scaled="0"/>
         </a:gradFill>
       </a:fillStyleLst>
       <a:lnStyleLst>
-        <a:ln w="9525" cap="flat" cmpd="sng" algn="ctr">
-          <a:solidFill>
-            <a:schemeClr val="phClr">
-              <a:shade val="95000"/>
-              <a:satMod val="105000"/>
-            </a:schemeClr>
-          </a:solidFill>
-          <a:prstDash val="solid"/>
-        </a:ln>
-        <a:ln w="25400" cap="flat" cmpd="sng" algn="ctr">
+        <a:ln w="6350" cap="flat" cmpd="sng" algn="ctr">
           <a:solidFill>
             <a:schemeClr val="phClr"/>
           </a:solidFill>
           <a:prstDash val="solid"/>
+          <a:miter lim="800000"/>
         </a:ln>
-        <a:ln w="38100" cap="flat" cmpd="sng" algn="ctr">
+        <a:ln w="12700" cap="flat" cmpd="sng" algn="ctr">
           <a:solidFill>
             <a:schemeClr val="phClr"/>
           </a:solidFill>
           <a:prstDash val="solid"/>
+          <a:miter lim="800000"/>
+        </a:ln>
+        <a:ln w="19050" cap="flat" cmpd="sng" algn="ctr">
+          <a:solidFill>
+            <a:schemeClr val="phClr"/>
+          </a:solidFill>
+          <a:prstDash val="solid"/>
+          <a:miter lim="800000"/>
         </a:ln>
       </a:lnStyleLst>
       <a:effectStyleLst>
         <a:effectStyle>
+          <a:effectLst/>
+        </a:effectStyle>
+        <a:effectStyle>
+          <a:effectLst/>
+        </a:effectStyle>
+        <a:effectStyle>
           <a:effectLst>
-            <a:outerShdw blurRad="40000" dist="20000" dir="5400000" rotWithShape="0">
+            <a:outerShdw blurRad="57150" dist="19050" dir="5400000" algn="ctr" rotWithShape="0">
               <a:srgbClr val="000000">
-                <a:alpha val="38000"/>
+                <a:alpha val="63000"/>
               </a:srgbClr>
             </a:outerShdw>
           </a:effectLst>
-        </a:effectStyle>
-        <a:effectStyle>
-          <a:effectLst>
-            <a:outerShdw blurRad="40000" dist="23000" dir="5400000" rotWithShape="0">
-              <a:srgbClr val="000000">
-                <a:alpha val="35000"/>
-              </a:srgbClr>
-            </a:outerShdw>
-          </a:effectLst>
-        </a:effectStyle>
-        <a:effectStyle>
-          <a:effectLst>
-            <a:outerShdw blurRad="40000" dist="23000" dir="5400000" rotWithShape="0">
-              <a:srgbClr val="000000">
-                <a:alpha val="35000"/>
-              </a:srgbClr>
-            </a:outerShdw>
-          </a:effectLst>
-          <a:scene3d>
-            <a:camera prst="orthographicFront">
-              <a:rot lat="0" lon="0" rev="0"/>
-            </a:camera>
-            <a:lightRig rig="threePt" dir="t">
-              <a:rot lat="0" lon="0" rev="1200000"/>
-            </a:lightRig>
-          </a:scene3d>
-          <a:sp3d>
-            <a:bevelT w="63500" h="25400"/>
-          </a:sp3d>
         </a:effectStyle>
       </a:effectStyleLst>
       <a:bgFillStyleLst>
         <a:solidFill>
           <a:schemeClr val="phClr"/>
         </a:solidFill>
+        <a:solidFill>
+          <a:schemeClr val="phClr">
+            <a:tint val="95000"/>
+            <a:satMod val="170000"/>
+          </a:schemeClr>
+        </a:solidFill>
         <a:gradFill rotWithShape="1">
           <a:gsLst>
             <a:gs pos="0">
               <a:schemeClr val="phClr">
-                <a:tint val="40000"/>
-                <a:satMod val="350000"/>
+                <a:tint val="93000"/>
+                <a:satMod val="150000"/>
+                <a:shade val="98000"/>
+                <a:lumMod val="102000"/>
               </a:schemeClr>
             </a:gs>
-            <a:gs pos="40000">
+            <a:gs pos="50000">
               <a:schemeClr val="phClr">
-                <a:tint val="45000"/>
-                <a:shade val="99000"/>
-                <a:satMod val="350000"/>
+                <a:tint val="98000"/>
+                <a:satMod val="130000"/>
+                <a:shade val="90000"/>
+                <a:lumMod val="103000"/>
               </a:schemeClr>
             </a:gs>
             <a:gs pos="100000">
               <a:schemeClr val="phClr">
-                <a:shade val="20000"/>
-                <a:satMod val="255000"/>
+                <a:shade val="63000"/>
+                <a:satMod val="120000"/>
               </a:schemeClr>
             </a:gs>
           </a:gsLst>
-          <a:path path="circle">
-            <a:fillToRect l="50000" t="-80000" r="50000" b="180000"/>
-          </a:path>
-        </a:gradFill>
-        <a:gradFill rotWithShape="1">
-          <a:gsLst>
-            <a:gs pos="0">
-              <a:schemeClr val="phClr">
-                <a:tint val="80000"/>
-                <a:satMod val="300000"/>
-              </a:schemeClr>
-            </a:gs>
-            <a:gs pos="100000">
-              <a:schemeClr val="phClr">
-                <a:shade val="30000"/>
-                <a:satMod val="200000"/>
-              </a:schemeClr>
-            </a:gs>
-          </a:gsLst>
-          <a:path path="circle">
-            <a:fillToRect l="50000" t="50000" r="50000" b="50000"/>
-          </a:path>
+          <a:lin ang="5400000" scaled="0"/>
         </a:gradFill>
       </a:bgFillStyleLst>
     </a:fmtScheme>
   </a:themeElements>
-  <a:objectDefaults>
-    <a:spDef>
-      <a:spPr/>
-      <a:bodyPr/>
-      <a:lstStyle/>
-      <a:style>
-        <a:lnRef idx="1">
-          <a:schemeClr val="accent1"/>
-        </a:lnRef>
-        <a:fillRef idx="3">
-          <a:schemeClr val="accent1"/>
-        </a:fillRef>
-        <a:effectRef idx="2">
-          <a:schemeClr val="accent1"/>
-        </a:effectRef>
-        <a:fontRef idx="minor">
-          <a:schemeClr val="lt1"/>
-        </a:fontRef>
-      </a:style>
-    </a:spDef>
-    <a:lnDef>
-      <a:spPr/>
-      <a:bodyPr/>
-      <a:lstStyle/>
-      <a:style>
-        <a:lnRef idx="2">
-          <a:schemeClr val="accent1"/>
-        </a:lnRef>
-        <a:fillRef idx="0">
-          <a:schemeClr val="accent1"/>
-        </a:fillRef>
-        <a:effectRef idx="1">
-          <a:schemeClr val="accent1"/>
-        </a:effectRef>
-        <a:fontRef idx="minor">
-          <a:schemeClr val="tx1"/>
-        </a:fontRef>
-      </a:style>
-    </a:lnDef>
-  </a:objectDefaults>
+  <a:objectDefaults/>
   <a:extraClrSchemeLst/>
+  <a:extLst>
+    <a:ext uri="{05A4C25C-085E-4340-85A3-A5531E510DB2}">
+      <thm15:themeFamily xmlns:thm15="http://schemas.microsoft.com/office/thememl/2012/main" name="Office Theme" id="{2E142A2C-CD16-42D6-873A-C26D2A0506FA}" vid="{1BDDFF52-6CD6-40A5-AB3C-68EB2F1E4D0A}"/>
+    </a:ext>
+  </a:extLst>
 </a:theme>
 </file>